--- a/00-首页/题组Word/第二轮习题集/第二轮习题集-元素与分析二-教师版.docx
+++ b/00-首页/题组Word/第二轮习题集/第二轮习题集-元素与分析二-教师版.docx
@@ -2,7 +2,7 @@
 <file path=word/document.xml><?xml version="1.0" encoding="utf-8"?>
 <w:document xmlns:w="http://schemas.openxmlformats.org/wordprocessingml/2006/main" xmlns:m="http://schemas.openxmlformats.org/officeDocument/2006/math" xmlns:r="http://schemas.openxmlformats.org/officeDocument/2006/relationships" xmlns:o="urn:schemas-microsoft-com:office:office" xmlns:v="urn:schemas-microsoft-com:vml" xmlns:w10="urn:schemas-microsoft-com:office:word" xmlns:a="http://schemas.openxmlformats.org/drawingml/2006/main" xmlns:pic="http://schemas.openxmlformats.org/drawingml/2006/picture" xmlns:wp="http://schemas.openxmlformats.org/drawingml/2006/wordprocessingDrawing">
   <w:body>
-    <w:bookmarkStart w:id="80" w:name="第二轮习题集-元素与分析二"/>
+    <w:bookmarkStart w:id="82" w:name="第二轮习题集-元素与分析二"/>
     <w:p>
       <w:pPr>
         <w:pStyle w:val="Heading1"/>
@@ -2697,10 +2697,7 @@
             <m:t>(</m:t>
           </m:r>
           <m:r>
-            <m:t>1</m:t>
-          </m:r>
-          <m:r>
-            <m:t>0</m:t>
+            <m:t>10</m:t>
           </m:r>
           <m:r>
             <m:rPr>
@@ -4745,66 +4742,6 @@
       </w:pPr>
       <w:r>
         <w:rPr>
-          <w:rFonts w:ascii="Times New Roman" w:hAnsi="Times New Roman" w:eastAsia="Times New Roman" w:cs="Times New Roman"/>
-        </w:rPr>
-        <w:t xml:space="preserve">used_in:</w:t>
-      </w:r>
-      <w:r>
-        <w:rPr>
-          <w:rFonts w:ascii="Times New Roman" w:hAnsi="Times New Roman" w:eastAsia="Times New Roman" w:cs="Times New Roman"/>
-        </w:rPr>
-        <w:t xml:space="preserve"> </w:t>
-      </w:r>
-      <w:r>
-        <w:rPr>
-          <w:rFonts w:hint="eastAsia" w:ascii="Times New Roman" w:hAnsi="Times New Roman" w:eastAsia="Times New Roman" w:cs="Times New Roman"/>
-        </w:rPr>
-        <w:t>“</w:t>
-      </w:r>
-      <w:r>
-        <w:rPr>
-          <w:rFonts w:hint="eastAsia" w:ascii="Times New Roman" w:hAnsi="Times New Roman" w:eastAsia="FangSong" w:cs="Times New Roman"/>
-        </w:rPr>
-        <w:t>第二轮习题集</w:t>
-      </w:r>
-      <w:r>
-        <w:rPr>
-          <w:rFonts w:hint="eastAsia" w:ascii="Times New Roman" w:hAnsi="Times New Roman" w:eastAsia="Times New Roman" w:cs="Times New Roman"/>
-        </w:rPr>
-        <w:t>-</w:t>
-      </w:r>
-      <w:r>
-        <w:rPr>
-          <w:rFonts w:hint="eastAsia" w:ascii="Times New Roman" w:hAnsi="Times New Roman" w:eastAsia="FangSong" w:cs="Times New Roman"/>
-        </w:rPr>
-        <w:t>元素与分析二</w:t>
-      </w:r>
-      <w:r>
-        <w:rPr>
-          <w:rFonts w:hint="eastAsia" w:ascii="Times New Roman" w:hAnsi="Times New Roman" w:eastAsia="Times New Roman" w:cs="Times New Roman"/>
-        </w:rPr>
-        <w:t>”</w:t>
-      </w:r>
-      <w:r>
-        <w:rPr>
-          <w:rFonts w:ascii="Times New Roman" w:hAnsi="Times New Roman" w:eastAsia="Times New Roman" w:cs="Times New Roman"/>
-        </w:rPr>
-        <w:t xml:space="preserve"> </w:t>
-      </w:r>
-      <w:r>
-        <w:rPr>
-          <w:rFonts w:ascii="Times New Roman" w:hAnsi="Times New Roman" w:eastAsia="Times New Roman" w:cs="Times New Roman"/>
-        </w:rPr>
-        <w:t xml:space="preserve">___</w:t>
-      </w:r>
-      <w:r>
-        <w:rPr>
-          <w:rFonts w:ascii="Times New Roman" w:hAnsi="Times New Roman" w:eastAsia="Times New Roman" w:cs="Times New Roman"/>
-        </w:rPr>
-        <w:t xml:space="preserve"> </w:t>
-      </w:r>
-      <w:r>
-        <w:rPr>
           <w:rFonts w:hint="eastAsia" w:ascii="Times New Roman" w:hAnsi="Times New Roman" w:eastAsia="FangSong" w:cs="Times New Roman"/>
           <w:b/>
           <w:bCs/>
@@ -13453,68 +13390,18 @@
     </w:p>
     <w:p>
       <w:pPr>
-        <w:pStyle w:val="BodyText"/>
+        <w:spacing w:before="160" w:after="80"/>
       </w:pPr>
       <w:r>
-        <w:rPr>
-          <w:rFonts w:ascii="Times New Roman" w:hAnsi="Times New Roman" w:eastAsia="Times New Roman" w:cs="Times New Roman"/>
-        </w:rPr>
-        <w:t xml:space="preserve">used_in:</w:t>
-      </w:r>
-      <w:r>
-        <w:rPr>
-          <w:rFonts w:ascii="Times New Roman" w:hAnsi="Times New Roman" w:eastAsia="Times New Roman" w:cs="Times New Roman"/>
-        </w:rPr>
-        <w:t xml:space="preserve"> </w:t>
-      </w:r>
-      <w:r>
-        <w:rPr>
-          <w:rFonts w:hint="eastAsia" w:ascii="Times New Roman" w:hAnsi="Times New Roman" w:eastAsia="Times New Roman" w:cs="Times New Roman"/>
-        </w:rPr>
-        <w:t>“</w:t>
-      </w:r>
-      <w:r>
-        <w:rPr>
-          <w:rFonts w:hint="eastAsia" w:ascii="Times New Roman" w:hAnsi="Times New Roman" w:eastAsia="FangSong" w:cs="Times New Roman"/>
-        </w:rPr>
-        <w:t>第二轮习题集</w:t>
-      </w:r>
-      <w:r>
-        <w:rPr>
-          <w:rFonts w:hint="eastAsia" w:ascii="Times New Roman" w:hAnsi="Times New Roman" w:eastAsia="Times New Roman" w:cs="Times New Roman"/>
-        </w:rPr>
-        <w:t>-</w:t>
-      </w:r>
-      <w:r>
-        <w:rPr>
-          <w:rFonts w:hint="eastAsia" w:ascii="Times New Roman" w:hAnsi="Times New Roman" w:eastAsia="FangSong" w:cs="Times New Roman"/>
-        </w:rPr>
-        <w:t>元素与分析二</w:t>
-      </w:r>
-      <w:r>
-        <w:rPr>
-          <w:rFonts w:hint="eastAsia" w:ascii="Times New Roman" w:hAnsi="Times New Roman" w:eastAsia="Times New Roman" w:cs="Times New Roman"/>
-        </w:rPr>
-        <w:t>”</w:t>
-      </w:r>
-      <w:r>
-        <w:rPr>
-          <w:rFonts w:ascii="Times New Roman" w:hAnsi="Times New Roman" w:eastAsia="Times New Roman" w:cs="Times New Roman"/>
-        </w:rPr>
-        <w:t xml:space="preserve"> </w:t>
-      </w:r>
-      <w:r>
-        <w:rPr>
-          <w:rFonts w:ascii="Times New Roman" w:hAnsi="Times New Roman" w:eastAsia="Times New Roman" w:cs="Times New Roman"/>
-        </w:rPr>
-        <w:t xml:space="preserve">___</w:t>
-      </w:r>
-      <w:r>
-        <w:rPr>
-          <w:rFonts w:ascii="Times New Roman" w:hAnsi="Times New Roman" w:eastAsia="Times New Roman" w:cs="Times New Roman"/>
-        </w:rPr>
-        <w:t xml:space="preserve"> </w:t>
-      </w:r>
+        <w:pict>
+          <v:rect style="width:0;height:1.5pt" o:hralign="center" o:hrstd="t" o:hr="t"/>
+        </w:pict>
+      </w:r>
+    </w:p>
+    <w:p>
+      <w:pPr>
+        <w:pStyle w:val="FirstParagraph"/>
+      </w:pPr>
       <w:r>
         <w:rPr>
           <w:rFonts w:ascii="Times New Roman" w:hAnsi="Times New Roman" w:eastAsia="Times New Roman" w:cs="Times New Roman"/>
@@ -16115,72 +16002,127 @@
         <w:rPr>
           <w:rFonts w:ascii="Times New Roman" w:hAnsi="Times New Roman" w:eastAsia="Times New Roman" w:cs="Times New Roman"/>
         </w:rPr>
-        <w:t>A. H</w:t>
-      </w:r>
-      <w:r>
-        <w:rPr>
-          <w:rFonts w:ascii="Times New Roman" w:hAnsi="Times New Roman" w:eastAsia="Times New Roman" w:cs="Times New Roman"/>
-          <w:vertAlign w:val="subscript"/>
-        </w:rPr>
-        <w:t>2</w:t>
-      </w:r>
-      <w:r>
-        <w:rPr>
-          <w:rFonts w:ascii="Times New Roman" w:hAnsi="Times New Roman" w:eastAsia="Times New Roman" w:cs="Times New Roman"/>
-        </w:rPr>
-        <w:t xml:space="preserve"> </w:t>
-      </w:r>
-      <w:r>
-        <w:rPr>
-          <w:rFonts w:ascii="Times New Roman" w:hAnsi="Times New Roman" w:eastAsia="Times New Roman" w:cs="Times New Roman"/>
-        </w:rPr>
-        <w:t>B. N</w:t>
-      </w:r>
-      <w:r>
-        <w:rPr>
-          <w:rFonts w:ascii="Times New Roman" w:hAnsi="Times New Roman" w:eastAsia="Times New Roman" w:cs="Times New Roman"/>
-          <w:vertAlign w:val="subscript"/>
-        </w:rPr>
-        <w:t>2</w:t>
-      </w:r>
-      <w:r>
-        <w:rPr>
-          <w:rFonts w:ascii="Times New Roman" w:hAnsi="Times New Roman" w:eastAsia="Times New Roman" w:cs="Times New Roman"/>
-        </w:rPr>
-        <w:t xml:space="preserve"> </w:t>
-      </w:r>
-      <w:r>
-        <w:rPr>
-          <w:rFonts w:ascii="Times New Roman" w:hAnsi="Times New Roman" w:eastAsia="Times New Roman" w:cs="Times New Roman"/>
-        </w:rPr>
-        <w:t>C. O</w:t>
-      </w:r>
-      <w:r>
-        <w:rPr>
-          <w:rFonts w:ascii="Times New Roman" w:hAnsi="Times New Roman" w:eastAsia="Times New Roman" w:cs="Times New Roman"/>
-          <w:vertAlign w:val="subscript"/>
-        </w:rPr>
-        <w:t>2</w:t>
-      </w:r>
-      <w:r>
-        <w:rPr>
-          <w:rFonts w:ascii="Times New Roman" w:hAnsi="Times New Roman" w:eastAsia="Times New Roman" w:cs="Times New Roman"/>
-        </w:rPr>
-        <w:t xml:space="preserve"> </w:t>
-      </w:r>
-      <w:r>
-        <w:rPr>
-          <w:rFonts w:ascii="Times New Roman" w:hAnsi="Times New Roman" w:eastAsia="Times New Roman" w:cs="Times New Roman"/>
-        </w:rPr>
-        <w:t>D. CO</w:t>
-      </w:r>
-      <w:r>
-        <w:rPr>
-          <w:rFonts w:ascii="Times New Roman" w:hAnsi="Times New Roman" w:eastAsia="Times New Roman" w:cs="Times New Roman"/>
-          <w:vertAlign w:val="subscript"/>
-        </w:rPr>
-        <w:t>2</w:t>
-      </w:r>
+        <w:t xml:space="preserve">A.</w:t>
+      </w:r>
+      <w:r>
+        <w:rPr>
+          <w:rFonts w:ascii="Times New Roman" w:hAnsi="Times New Roman" w:eastAsia="Times New Roman" w:cs="Times New Roman"/>
+        </w:rPr>
+        <w:t xml:space="preserve"> </w:t>
+      </w:r>
+      <m:oMath>
+        <m:sSub>
+          <m:e>
+            <m:r>
+              <m:t>H</m:t>
+            </m:r>
+          </m:e>
+          <m:sub>
+            <m:r>
+              <m:t>2</m:t>
+            </m:r>
+          </m:sub>
+        </m:sSub>
+      </m:oMath>
+      <w:r>
+        <w:rPr>
+          <w:rFonts w:ascii="Times New Roman" w:hAnsi="Times New Roman" w:eastAsia="Times New Roman" w:cs="Times New Roman"/>
+        </w:rPr>
+        <w:t xml:space="preserve"> </w:t>
+      </w:r>
+      <w:r>
+        <w:rPr>
+          <w:rFonts w:ascii="Times New Roman" w:hAnsi="Times New Roman" w:eastAsia="Times New Roman" w:cs="Times New Roman"/>
+        </w:rPr>
+        <w:t xml:space="preserve">B.</w:t>
+      </w:r>
+      <w:r>
+        <w:rPr>
+          <w:rFonts w:ascii="Times New Roman" w:hAnsi="Times New Roman" w:eastAsia="Times New Roman" w:cs="Times New Roman"/>
+        </w:rPr>
+        <w:t xml:space="preserve"> </w:t>
+      </w:r>
+      <m:oMath>
+        <m:sSub>
+          <m:e>
+            <m:r>
+              <m:t>N</m:t>
+            </m:r>
+          </m:e>
+          <m:sub>
+            <m:r>
+              <m:t>2</m:t>
+            </m:r>
+          </m:sub>
+        </m:sSub>
+      </m:oMath>
+      <w:r>
+        <w:rPr>
+          <w:rFonts w:ascii="Times New Roman" w:hAnsi="Times New Roman" w:eastAsia="Times New Roman" w:cs="Times New Roman"/>
+        </w:rPr>
+        <w:t xml:space="preserve"> </w:t>
+      </w:r>
+      <w:r>
+        <w:rPr>
+          <w:rFonts w:ascii="Times New Roman" w:hAnsi="Times New Roman" w:eastAsia="Times New Roman" w:cs="Times New Roman"/>
+        </w:rPr>
+        <w:t xml:space="preserve">C.</w:t>
+      </w:r>
+      <w:r>
+        <w:rPr>
+          <w:rFonts w:ascii="Times New Roman" w:hAnsi="Times New Roman" w:eastAsia="Times New Roman" w:cs="Times New Roman"/>
+        </w:rPr>
+        <w:t xml:space="preserve"> </w:t>
+      </w:r>
+      <m:oMath>
+        <m:sSub>
+          <m:e>
+            <m:r>
+              <m:t>O</m:t>
+            </m:r>
+          </m:e>
+          <m:sub>
+            <m:r>
+              <m:t>2</m:t>
+            </m:r>
+          </m:sub>
+        </m:sSub>
+      </m:oMath>
+      <w:r>
+        <w:rPr>
+          <w:rFonts w:ascii="Times New Roman" w:hAnsi="Times New Roman" w:eastAsia="Times New Roman" w:cs="Times New Roman"/>
+        </w:rPr>
+        <w:t xml:space="preserve"> </w:t>
+      </w:r>
+      <w:r>
+        <w:rPr>
+          <w:rFonts w:ascii="Times New Roman" w:hAnsi="Times New Roman" w:eastAsia="Times New Roman" w:cs="Times New Roman"/>
+        </w:rPr>
+        <w:t xml:space="preserve">D.</w:t>
+      </w:r>
+      <w:r>
+        <w:rPr>
+          <w:rFonts w:ascii="Times New Roman" w:hAnsi="Times New Roman" w:eastAsia="Times New Roman" w:cs="Times New Roman"/>
+        </w:rPr>
+        <w:t xml:space="preserve"> </w:t>
+      </w:r>
+      <m:oMath>
+        <m:r>
+          <m:t>C</m:t>
+        </m:r>
+        <m:sSub>
+          <m:e>
+            <m:r>
+              <m:t>O</m:t>
+            </m:r>
+          </m:e>
+          <m:sub>
+            <m:r>
+              <m:t>2</m:t>
+            </m:r>
+          </m:sub>
+        </m:sSub>
+      </m:oMath>
     </w:p>
     <w:p>
       <w:pPr>
@@ -16218,15 +16160,25 @@
         <w:rPr>
           <w:rFonts w:hint="eastAsia" w:ascii="Times New Roman" w:hAnsi="Times New Roman" w:eastAsia="Times New Roman" w:cs="Times New Roman"/>
         </w:rPr>
-        <w:t>D（CO</w:t>
-      </w:r>
-      <w:r>
-        <w:rPr>
-          <w:rFonts w:hint="eastAsia" w:ascii="Times New Roman" w:hAnsi="Times New Roman" w:eastAsia="Times New Roman" w:cs="Times New Roman"/>
-          <w:vertAlign w:val="subscript"/>
-        </w:rPr>
-        <w:t>2</w:t>
-      </w:r>
+        <w:t xml:space="preserve">D（</w:t>
+      </w:r>
+      <m:oMath>
+        <m:r>
+          <m:t>C</m:t>
+        </m:r>
+        <m:sSub>
+          <m:e>
+            <m:r>
+              <m:t>O</m:t>
+            </m:r>
+          </m:e>
+          <m:sub>
+            <m:r>
+              <m:t>2</m:t>
+            </m:r>
+          </m:sub>
+        </m:sSub>
+      </m:oMath>
       <w:r>
         <w:rPr>
           <w:rFonts w:hint="eastAsia" w:ascii="Times New Roman" w:hAnsi="Times New Roman" w:eastAsia="Times New Roman" w:cs="Times New Roman"/>
@@ -16448,15 +16400,25 @@
         <w:rPr>
           <w:rFonts w:hint="eastAsia" w:ascii="Times New Roman" w:hAnsi="Times New Roman" w:eastAsia="Times New Roman" w:cs="Times New Roman"/>
         </w:rPr>
-        <w:t>：CO</w:t>
-      </w:r>
-      <w:r>
-        <w:rPr>
-          <w:rFonts w:hint="eastAsia" w:ascii="Times New Roman" w:hAnsi="Times New Roman" w:eastAsia="Times New Roman" w:cs="Times New Roman"/>
-          <w:vertAlign w:val="subscript"/>
-        </w:rPr>
-        <w:t>2</w:t>
-      </w:r>
+        <w:t>：</w:t>
+      </w:r>
+      <m:oMath>
+        <m:r>
+          <m:t>C</m:t>
+        </m:r>
+        <m:sSub>
+          <m:e>
+            <m:r>
+              <m:t>O</m:t>
+            </m:r>
+          </m:e>
+          <m:sub>
+            <m:r>
+              <m:t>2</m:t>
+            </m:r>
+          </m:sub>
+        </m:sSub>
+      </m:oMath>
       <w:r>
         <w:rPr>
           <w:rFonts w:hint="eastAsia" w:ascii="Times New Roman" w:hAnsi="Times New Roman" w:eastAsia="Times New Roman" w:cs="Times New Roman"/>
@@ -16736,17 +16698,7 @@
     </w:p>
     <w:p>
       <w:pPr>
-        <w:spacing w:before="160" w:after="80"/>
-      </w:pPr>
-      <w:r>
-        <w:pict>
-          <v:rect style="width:0;height:1.5pt" o:hralign="center" o:hrstd="t" o:hr="t"/>
-        </w:pict>
-      </w:r>
-    </w:p>
-    <w:p>
-      <w:pPr>
-        <w:pStyle w:val="FirstParagraph"/>
+        <w:pStyle w:val="BodyText"/>
       </w:pPr>
       <w:r>
         <w:rPr>
@@ -17401,77 +17353,24 @@
     </w:p>
     <w:p>
       <w:pPr>
-        <w:pStyle w:val="BodyText"/>
+        <w:spacing w:before="160" w:after="80"/>
       </w:pPr>
       <w:r>
-        <w:rPr>
-          <w:rFonts w:ascii="Times New Roman" w:hAnsi="Times New Roman" w:eastAsia="Times New Roman" w:cs="Times New Roman"/>
-        </w:rPr>
-        <w:t xml:space="preserve">used_in:</w:t>
-      </w:r>
-      <w:r>
-        <w:rPr>
-          <w:rFonts w:ascii="Times New Roman" w:hAnsi="Times New Roman" w:eastAsia="Times New Roman" w:cs="Times New Roman"/>
-        </w:rPr>
-        <w:t xml:space="preserve"> </w:t>
-      </w:r>
-      <w:r>
-        <w:rPr>
-          <w:rFonts w:hint="eastAsia" w:ascii="Times New Roman" w:hAnsi="Times New Roman" w:eastAsia="Times New Roman" w:cs="Times New Roman"/>
-        </w:rPr>
-        <w:t>“</w:t>
-      </w:r>
-      <w:r>
-        <w:rPr>
-          <w:rFonts w:hint="eastAsia" w:ascii="Times New Roman" w:hAnsi="Times New Roman" w:eastAsia="FangSong" w:cs="Times New Roman"/>
-        </w:rPr>
-        <w:t>第二轮习题集</w:t>
-      </w:r>
-      <w:r>
-        <w:rPr>
-          <w:rFonts w:hint="eastAsia" w:ascii="Times New Roman" w:hAnsi="Times New Roman" w:eastAsia="Times New Roman" w:cs="Times New Roman"/>
-        </w:rPr>
-        <w:t>-</w:t>
-      </w:r>
-      <w:r>
-        <w:rPr>
-          <w:rFonts w:hint="eastAsia" w:ascii="Times New Roman" w:hAnsi="Times New Roman" w:eastAsia="FangSong" w:cs="Times New Roman"/>
-        </w:rPr>
-        <w:t>元素与分析二</w:t>
-      </w:r>
-      <w:r>
-        <w:rPr>
-          <w:rFonts w:hint="eastAsia" w:ascii="Times New Roman" w:hAnsi="Times New Roman" w:eastAsia="Times New Roman" w:cs="Times New Roman"/>
-        </w:rPr>
-        <w:t>”</w:t>
-      </w:r>
-      <w:r>
-        <w:rPr>
-          <w:rFonts w:ascii="Times New Roman" w:hAnsi="Times New Roman" w:eastAsia="Times New Roman" w:cs="Times New Roman"/>
-        </w:rPr>
-        <w:t xml:space="preserve"> </w:t>
-      </w:r>
-      <w:r>
-        <w:rPr>
-          <w:rFonts w:ascii="Times New Roman" w:hAnsi="Times New Roman" w:eastAsia="Times New Roman" w:cs="Times New Roman"/>
-        </w:rPr>
-        <w:t xml:space="preserve">___</w:t>
-      </w:r>
-      <w:r>
-        <w:rPr>
-          <w:rFonts w:ascii="Times New Roman" w:hAnsi="Times New Roman" w:eastAsia="Times New Roman" w:cs="Times New Roman"/>
-        </w:rPr>
-        <w:t xml:space="preserve"> </w:t>
-      </w:r>
-      <w:r>
-        <w:rPr>
-          <w:rFonts w:ascii="Times New Roman" w:hAnsi="Times New Roman" w:eastAsia="Times New Roman" w:cs="Times New Roman"/>
-        </w:rPr>
-        <w:t xml:space="preserve">## </w:t>
-      </w:r>
-      <w:r>
-        <w:rPr>
-          <w:rFonts w:hint="eastAsia" w:ascii="Times New Roman" w:hAnsi="Times New Roman" w:eastAsia="FangSong" w:cs="Times New Roman"/>
+        <w:pict>
+          <v:rect style="width:0;height:1.5pt" o:hralign="center" o:hrstd="t" o:hr="t"/>
+        </w:pict>
+      </w:r>
+    </w:p>
+    <w:bookmarkEnd w:id="38"/>
+    <w:bookmarkStart w:id="39" w:name="知识点映射-1"/>
+    <w:p>
+      <w:pPr>
+        <w:pStyle w:val="Heading2"/>
+        <w:spacing w:before="280" w:after="120"/>
+      </w:pPr>
+      <w:r>
+        <w:rPr>
+          <w:rFonts w:hint="eastAsia" w:ascii="Times New Roman" w:hAnsi="Times New Roman" w:eastAsia="SimHei" w:cs="Times New Roman"/>
         </w:rPr>
         <w:t xml:space="preserve">知识点映射</w:t>
       </w:r>
@@ -17521,8 +17420,8 @@
         <w:t xml:space="preserve">重量分析</w:t>
       </w:r>
     </w:p>
-    <w:bookmarkEnd w:id="38"/>
-    <w:bookmarkStart w:id="39" w:name="第-12-题"/>
+    <w:bookmarkEnd w:id="39"/>
+    <w:bookmarkStart w:id="40" w:name="第-12-题"/>
     <w:p>
       <w:pPr>
         <w:pStyle w:val="Heading2"/>
@@ -18638,8 +18537,8 @@
         <w:t xml:space="preserve">参考答案</w:t>
       </w:r>
     </w:p>
-    <w:bookmarkEnd w:id="39"/>
-    <w:bookmarkStart w:id="40" w:name="参考答案-8"/>
+    <w:bookmarkEnd w:id="40"/>
+    <w:bookmarkStart w:id="41" w:name="参考答案-8"/>
     <w:p>
       <w:pPr>
         <w:pStyle w:val="Heading2"/>
@@ -19809,8 +19708,8 @@
         <w:t xml:space="preserve">。</w:t>
       </w:r>
     </w:p>
-    <w:bookmarkEnd w:id="40"/>
-    <w:bookmarkStart w:id="41" w:name="知识点映射-1"/>
+    <w:bookmarkEnd w:id="41"/>
+    <w:bookmarkStart w:id="42" w:name="知识点映射-2"/>
     <w:p>
       <w:pPr>
         <w:pStyle w:val="Heading2"/>
@@ -20098,8 +19997,8 @@
         </w:tc>
       </w:tr>
     </w:tbl>
-    <w:bookmarkEnd w:id="41"/>
-    <w:bookmarkStart w:id="42" w:name="解题思路"/>
+    <w:bookmarkEnd w:id="42"/>
+    <w:bookmarkStart w:id="43" w:name="解题思路"/>
     <w:p>
       <w:pPr>
         <w:pStyle w:val="Heading2"/>
@@ -20589,8 +20488,8 @@
         <w:t>）</w:t>
       </w:r>
     </w:p>
-    <w:bookmarkEnd w:id="42"/>
-    <w:bookmarkStart w:id="43" w:name="易错分析"/>
+    <w:bookmarkEnd w:id="43"/>
+    <w:bookmarkStart w:id="44" w:name="易错分析"/>
     <w:p>
       <w:pPr>
         <w:pStyle w:val="Heading2"/>
@@ -22878,8 +22777,8 @@
         <w:t>。</w:t>
       </w:r>
     </w:p>
-    <w:bookmarkEnd w:id="43"/>
-    <w:bookmarkStart w:id="44" w:name="知识点映射-2"/>
+    <w:bookmarkEnd w:id="44"/>
+    <w:bookmarkStart w:id="45" w:name="知识点映射-3"/>
     <w:p>
       <w:pPr>
         <w:pStyle w:val="Heading2"/>
@@ -23155,8 +23054,8 @@
         </w:tc>
       </w:tr>
     </w:tbl>
-    <w:bookmarkEnd w:id="44"/>
-    <w:bookmarkStart w:id="45" w:name="解题思路-1"/>
+    <w:bookmarkEnd w:id="45"/>
+    <w:bookmarkStart w:id="46" w:name="解题思路-1"/>
     <w:p>
       <w:pPr>
         <w:pStyle w:val="Heading2"/>
@@ -23512,8 +23411,8 @@
         <w:t>配平后检查左右两边各原子数目是否守恒</w:t>
       </w:r>
     </w:p>
-    <w:bookmarkEnd w:id="45"/>
-    <w:bookmarkStart w:id="46" w:name="易错分析-1"/>
+    <w:bookmarkEnd w:id="46"/>
+    <w:bookmarkStart w:id="47" w:name="易错分析-1"/>
     <w:p>
       <w:pPr>
         <w:pStyle w:val="Heading2"/>
@@ -24081,8 +23980,8 @@
         </w:tc>
       </w:tr>
     </w:tbl>
-    <w:bookmarkEnd w:id="46"/>
-    <w:bookmarkStart w:id="49" w:name="知识拓展"/>
+    <w:bookmarkEnd w:id="47"/>
+    <w:bookmarkStart w:id="50" w:name="知识拓展"/>
     <w:p>
       <w:pPr>
         <w:pStyle w:val="Heading2"/>
@@ -24965,7 +24864,7 @@
         <w:t xml:space="preserve">：</w:t>
       </w:r>
     </w:p>
-    <w:bookmarkStart w:id="47" w:name="辉银矿的氧化"/>
+    <w:bookmarkStart w:id="48" w:name="辉银矿的氧化"/>
     <w:p>
       <w:pPr>
         <w:pStyle w:val="Heading3"/>
@@ -25617,8 +25516,8 @@
         </m:oMath>
       </m:oMathPara>
     </w:p>
-    <w:bookmarkEnd w:id="47"/>
-    <w:bookmarkStart w:id="48" w:name="磁黄铁矿的氧化"/>
+    <w:bookmarkEnd w:id="48"/>
+    <w:bookmarkStart w:id="49" w:name="磁黄铁矿的氧化"/>
     <w:p>
       <w:pPr>
         <w:pStyle w:val="Heading3"/>
@@ -27625,9 +27524,9 @@
         </m:oMath>
       </m:oMathPara>
     </w:p>
-    <w:bookmarkEnd w:id="48"/>
     <w:bookmarkEnd w:id="49"/>
-    <w:bookmarkStart w:id="50" w:name="知识点映射-3"/>
+    <w:bookmarkEnd w:id="50"/>
+    <w:bookmarkStart w:id="51" w:name="知识点映射-4"/>
     <w:p>
       <w:pPr>
         <w:pStyle w:val="Heading2"/>
@@ -28036,8 +27935,8 @@
         </w:tc>
       </w:tr>
     </w:tbl>
-    <w:bookmarkEnd w:id="50"/>
-    <w:bookmarkStart w:id="51" w:name="解题思路-2"/>
+    <w:bookmarkEnd w:id="51"/>
+    <w:bookmarkStart w:id="52" w:name="解题思路-2"/>
     <w:p>
       <w:pPr>
         <w:pStyle w:val="Heading2"/>
@@ -28874,8 +28773,8 @@
         <w:t xml:space="preserve">的系数</w:t>
       </w:r>
     </w:p>
-    <w:bookmarkEnd w:id="51"/>
-    <w:bookmarkStart w:id="52" w:name="易错分析-2"/>
+    <w:bookmarkEnd w:id="52"/>
+    <w:bookmarkStart w:id="53" w:name="易错分析-2"/>
     <w:p>
       <w:pPr>
         <w:pStyle w:val="Heading2"/>
@@ -29906,8 +29805,8 @@
         </w:tc>
       </w:tr>
     </w:tbl>
-    <w:bookmarkEnd w:id="52"/>
-    <w:bookmarkStart w:id="53" w:name="知识拓展-1"/>
+    <w:bookmarkEnd w:id="53"/>
+    <w:bookmarkStart w:id="54" w:name="知识拓展-1"/>
     <w:p>
       <w:pPr>
         <w:pStyle w:val="Heading2"/>
@@ -32326,8 +32225,8 @@
         <w:t xml:space="preserve"> ✓</w:t>
       </w:r>
     </w:p>
-    <w:bookmarkEnd w:id="53"/>
-    <w:bookmarkStart w:id="54" w:name="知识点映射-4"/>
+    <w:bookmarkEnd w:id="54"/>
+    <w:bookmarkStart w:id="55" w:name="知识点映射-5"/>
     <w:p>
       <w:pPr>
         <w:pStyle w:val="Heading2"/>
@@ -32643,8 +32542,8 @@
         </w:tc>
       </w:tr>
     </w:tbl>
-    <w:bookmarkEnd w:id="54"/>
-    <w:bookmarkStart w:id="55" w:name="解题思路-3"/>
+    <w:bookmarkEnd w:id="55"/>
+    <w:bookmarkStart w:id="56" w:name="解题思路-3"/>
     <w:p>
       <w:pPr>
         <w:pStyle w:val="Heading2"/>
@@ -33267,8 +33166,8 @@
         <w:t>中进行</w:t>
       </w:r>
     </w:p>
-    <w:bookmarkEnd w:id="55"/>
-    <w:bookmarkStart w:id="56" w:name="易错分析-3"/>
+    <w:bookmarkEnd w:id="56"/>
+    <w:bookmarkStart w:id="57" w:name="易错分析-3"/>
     <w:p>
       <w:pPr>
         <w:pStyle w:val="Heading2"/>
@@ -34287,8 +34186,8 @@
         </w:tc>
       </w:tr>
     </w:tbl>
-    <w:bookmarkEnd w:id="56"/>
-    <w:bookmarkStart w:id="57" w:name="知识拓展-2"/>
+    <w:bookmarkEnd w:id="57"/>
+    <w:bookmarkStart w:id="58" w:name="知识拓展-2"/>
     <w:p>
       <w:pPr>
         <w:pStyle w:val="Heading2"/>
@@ -34829,8 +34728,8 @@
         <w:t>。</w:t>
       </w:r>
     </w:p>
-    <w:bookmarkEnd w:id="57"/>
-    <w:bookmarkStart w:id="58" w:name="第-13-题"/>
+    <w:bookmarkEnd w:id="58"/>
+    <w:bookmarkStart w:id="59" w:name="第-13-题"/>
     <w:p>
       <w:pPr>
         <w:pStyle w:val="Heading2"/>
@@ -35564,10 +35463,7 @@
                 </m:fPr>
                 <m:num>
                   <m:r>
-                    <m:t>1</m:t>
-                  </m:r>
-                  <m:r>
-                    <m:t>0</m:t>
+                    <m:t>10</m:t>
                   </m:r>
                   <m:r>
                     <m:rPr>
@@ -35594,22 +35490,7 @@
                     <m:t>×</m:t>
                   </m:r>
                   <m:r>
-                    <m:t>8</m:t>
-                  </m:r>
-                  <m:r>
-                    <m:rPr>
-                      <m:sty m:val="p"/>
-                    </m:rPr>
-                    <m:t>.</m:t>
-                  </m:r>
-                  <m:r>
-                    <m:t>3</m:t>
-                  </m:r>
-                  <m:r>
-                    <m:t>1</m:t>
-                  </m:r>
-                  <m:r>
-                    <m:t>4</m:t>
+                    <m:t>8.314</m:t>
                   </m:r>
                   <m:r>
                     <m:rPr>
@@ -35717,13 +35598,7 @@
                     <m:t>×</m:t>
                   </m:r>
                   <m:r>
-                    <m:t>3</m:t>
-                  </m:r>
-                  <m:r>
-                    <m:t>0</m:t>
-                  </m:r>
-                  <m:r>
-                    <m:t>0</m:t>
+                    <m:t>300</m:t>
                   </m:r>
                   <m:r>
                     <m:rPr>
@@ -35734,19 +35609,7 @@
                 </m:num>
                 <m:den>
                   <m:r>
-                    <m:t>3</m:t>
-                  </m:r>
-                  <m:r>
-                    <m:rPr>
-                      <m:sty m:val="p"/>
-                    </m:rPr>
-                    <m:t>.</m:t>
-                  </m:r>
-                  <m:r>
-                    <m:t>0</m:t>
-                  </m:r>
-                  <m:r>
-                    <m:t>0</m:t>
+                    <m:t>3.00</m:t>
                   </m:r>
                   <m:r>
                     <m:rPr>
@@ -35754,13 +35617,10 @@
                     </m:rPr>
                     <m:t>×</m:t>
                   </m:r>
-                  <m:r>
-                    <m:t>1</m:t>
-                  </m:r>
                   <m:sSup>
                     <m:e>
                       <m:r>
-                        <m:t>0</m:t>
+                        <m:t>10</m:t>
                       </m:r>
                     </m:e>
                     <m:sup>
@@ -35795,19 +35655,7 @@
                 <m:t>=</m:t>
               </m:r>
               <m:r>
-                <m:t>8</m:t>
-              </m:r>
-              <m:r>
-                <m:rPr>
-                  <m:sty m:val="p"/>
-                </m:rPr>
-                <m:t>.</m:t>
-              </m:r>
-              <m:r>
-                <m:t>3</m:t>
-              </m:r>
-              <m:r>
-                <m:t>1</m:t>
+                <m:t>8.31</m:t>
               </m:r>
               <m:r>
                 <m:rPr>
@@ -35815,13 +35663,10 @@
                 </m:rPr>
                 <m:t>×</m:t>
               </m:r>
-              <m:r>
-                <m:t>1</m:t>
-              </m:r>
               <m:sSup>
                 <m:e>
                   <m:r>
-                    <m:t>0</m:t>
+                    <m:t>10</m:t>
                   </m:r>
                 </m:e>
                 <m:sup>
@@ -36088,15 +35933,22 @@
         <w:rPr>
           <w:rFonts w:ascii="Times New Roman" w:hAnsi="Times New Roman" w:eastAsia="Times New Roman" w:cs="Times New Roman"/>
         </w:rPr>
-        <w:t xml:space="preserve"> n</w:t>
-      </w:r>
-      <w:r>
-        <w:rPr>
-          <w:rFonts w:ascii="Times New Roman" w:hAnsi="Times New Roman" w:eastAsia="Times New Roman" w:cs="Times New Roman"/>
-          <w:vertAlign w:val="subscript"/>
-        </w:rPr>
-        <w:t>2</w:t>
-      </w:r>
+        <w:t xml:space="preserve"> </w:t>
+      </w:r>
+      <m:oMath>
+        <m:sSub>
+          <m:e>
+            <m:r>
+              <m:t>n</m:t>
+            </m:r>
+          </m:e>
+          <m:sub>
+            <m:r>
+              <m:t>2</m:t>
+            </m:r>
+          </m:sub>
+        </m:sSub>
+      </m:oMath>
       <w:r>
         <w:rPr>
           <w:rFonts w:ascii="Times New Roman" w:hAnsi="Times New Roman" w:eastAsia="Times New Roman" w:cs="Times New Roman"/>
@@ -36204,19 +36056,7 @@
                 </m:fPr>
                 <m:num>
                   <m:r>
-                    <m:t>1</m:t>
-                  </m:r>
-                  <m:r>
-                    <m:rPr>
-                      <m:sty m:val="p"/>
-                    </m:rPr>
-                    <m:t>.</m:t>
-                  </m:r>
-                  <m:r>
-                    <m:t>0</m:t>
-                  </m:r>
-                  <m:r>
-                    <m:t>0</m:t>
+                    <m:t>1.00</m:t>
                   </m:r>
                   <m:r>
                     <m:rPr>
@@ -36224,13 +36064,10 @@
                     </m:rPr>
                     <m:t>×</m:t>
                   </m:r>
-                  <m:r>
-                    <m:t>1</m:t>
-                  </m:r>
                   <m:sSup>
                     <m:e>
                       <m:r>
-                        <m:t>0</m:t>
+                        <m:t>10</m:t>
                       </m:r>
                     </m:e>
                     <m:sup>
@@ -36258,19 +36095,7 @@
                     <m:t>×</m:t>
                   </m:r>
                   <m:r>
-                    <m:t>8</m:t>
-                  </m:r>
-                  <m:r>
-                    <m:rPr>
-                      <m:sty m:val="p"/>
-                    </m:rPr>
-                    <m:t>.</m:t>
-                  </m:r>
-                  <m:r>
-                    <m:t>3</m:t>
-                  </m:r>
-                  <m:r>
-                    <m:t>1</m:t>
+                    <m:t>8.31</m:t>
                   </m:r>
                   <m:r>
                     <m:rPr>
@@ -36278,13 +36103,10 @@
                     </m:rPr>
                     <m:t>×</m:t>
                   </m:r>
-                  <m:r>
-                    <m:t>1</m:t>
-                  </m:r>
                   <m:sSup>
                     <m:e>
                       <m:r>
-                        <m:t>0</m:t>
+                        <m:t>10</m:t>
                       </m:r>
                     </m:e>
                     <m:sup>
@@ -36317,22 +36139,7 @@
                 </m:num>
                 <m:den>
                   <m:r>
-                    <m:t>8</m:t>
-                  </m:r>
-                  <m:r>
-                    <m:rPr>
-                      <m:sty m:val="p"/>
-                    </m:rPr>
-                    <m:t>.</m:t>
-                  </m:r>
-                  <m:r>
-                    <m:t>3</m:t>
-                  </m:r>
-                  <m:r>
-                    <m:t>1</m:t>
-                  </m:r>
-                  <m:r>
-                    <m:t>4</m:t>
+                    <m:t>8.314</m:t>
                   </m:r>
                   <m:r>
                     <m:rPr>
@@ -36440,13 +36247,7 @@
                     <m:t>×</m:t>
                   </m:r>
                   <m:r>
-                    <m:t>3</m:t>
-                  </m:r>
-                  <m:r>
-                    <m:t>7</m:t>
-                  </m:r>
-                  <m:r>
-                    <m:t>3</m:t>
+                    <m:t>373</m:t>
                   </m:r>
                   <m:r>
                     <m:rPr>
@@ -36468,22 +36269,7 @@
                 <m:t>=</m:t>
               </m:r>
               <m:r>
-                <m:t>0</m:t>
-              </m:r>
-              <m:r>
-                <m:rPr>
-                  <m:sty m:val="p"/>
-                </m:rPr>
-                <m:t>.</m:t>
-              </m:r>
-              <m:r>
-                <m:t>2</m:t>
-              </m:r>
-              <m:r>
-                <m:t>6</m:t>
-              </m:r>
-              <m:r>
-                <m:t>8</m:t>
+                <m:t>0.268</m:t>
               </m:r>
               <m:r>
                 <m:rPr>
@@ -36596,10 +36382,7 @@
                 <m:t>=</m:t>
               </m:r>
               <m:r>
-                <m:t>1</m:t>
-              </m:r>
-              <m:r>
-                <m:t>0</m:t>
+                <m:t>10</m:t>
               </m:r>
               <m:r>
                 <m:rPr>
@@ -36626,22 +36409,7 @@
                 <m:t>−</m:t>
               </m:r>
               <m:r>
-                <m:t>0</m:t>
-              </m:r>
-              <m:r>
-                <m:rPr>
-                  <m:sty m:val="p"/>
-                </m:rPr>
-                <m:t>.</m:t>
-              </m:r>
-              <m:r>
-                <m:t>2</m:t>
-              </m:r>
-              <m:r>
-                <m:t>6</m:t>
-              </m:r>
-              <m:r>
-                <m:t>8</m:t>
+                <m:t>0.268</m:t>
               </m:r>
               <m:r>
                 <m:rPr>
@@ -36673,22 +36441,7 @@
                 <m:t>=</m:t>
               </m:r>
               <m:r>
-                <m:t>9</m:t>
-              </m:r>
-              <m:r>
-                <m:rPr>
-                  <m:sty m:val="p"/>
-                </m:rPr>
-                <m:t>.</m:t>
-              </m:r>
-              <m:r>
-                <m:t>7</m:t>
-              </m:r>
-              <m:r>
-                <m:t>3</m:t>
-              </m:r>
-              <m:r>
-                <m:t>2</m:t>
+                <m:t>9.732</m:t>
               </m:r>
               <m:r>
                 <m:rPr>
@@ -36777,22 +36530,7 @@
                 <m:t>=</m:t>
               </m:r>
               <m:r>
-                <m:t>9</m:t>
-              </m:r>
-              <m:r>
-                <m:rPr>
-                  <m:sty m:val="p"/>
-                </m:rPr>
-                <m:t>.</m:t>
-              </m:r>
-              <m:r>
-                <m:t>7</m:t>
-              </m:r>
-              <m:r>
-                <m:t>3</m:t>
-              </m:r>
-              <m:r>
-                <m:t>2</m:t>
+                <m:t>9.732</m:t>
               </m:r>
               <m:r>
                 <m:rPr>
@@ -36819,10 +36557,7 @@
                 <m:t>×</m:t>
               </m:r>
               <m:r>
-                <m:t>3</m:t>
-              </m:r>
-              <m:r>
-                <m:t>2</m:t>
+                <m:t>32</m:t>
               </m:r>
               <m:r>
                 <m:rPr>
@@ -36881,13 +36616,7 @@
                 <m:t>=</m:t>
               </m:r>
               <m:r>
-                <m:t>3</m:t>
-              </m:r>
-              <m:r>
-                <m:t>1</m:t>
-              </m:r>
-              <m:r>
-                <m:t>1</m:t>
+                <m:t>311</m:t>
               </m:r>
               <m:r>
                 <m:rPr>
@@ -36927,8 +36656,8 @@
         <w:t xml:space="preserve">(C)</w:t>
       </w:r>
     </w:p>
-    <w:bookmarkEnd w:id="58"/>
-    <w:bookmarkStart w:id="59" w:name="第-14-题"/>
+    <w:bookmarkEnd w:id="59"/>
+    <w:bookmarkStart w:id="60" w:name="第-14-题"/>
     <w:p>
       <w:pPr>
         <w:pStyle w:val="Heading2"/>
@@ -37261,13 +36990,7 @@
       </w:r>
       <m:oMath>
         <m:r>
-          <m:t>1</m:t>
-        </m:r>
-        <m:r>
-          <m:t>8</m:t>
-        </m:r>
-        <m:r>
-          <m:t>0</m:t>
+          <m:t>180</m:t>
         </m:r>
         <m:sSup>
           <m:e>
@@ -37464,19 +37187,7 @@
           <m:t>=</m:t>
         </m:r>
         <m:r>
-          <m:t>0</m:t>
-        </m:r>
-        <m:r>
-          <m:rPr>
-            <m:sty m:val="p"/>
-          </m:rPr>
-          <m:t>.</m:t>
-        </m:r>
-        <m:r>
-          <m:t>9</m:t>
-        </m:r>
-        <m:r>
-          <m:t>6</m:t>
+          <m:t>0.96</m:t>
         </m:r>
         <m:r>
           <m:rPr>
@@ -37882,13 +37593,7 @@
           </m:ctrlPr>
         </m:oMathPr>
         <m:r>
-          <m:t>1</m:t>
-        </m:r>
-        <m:r>
-          <m:t>0</m:t>
-        </m:r>
-        <m:r>
-          <m:t>0</m:t>
+          <m:t>100</m:t>
         </m:r>
         <m:r>
           <m:rPr>
@@ -37897,13 +37602,7 @@
           <m:t>∼</m:t>
         </m:r>
         <m:r>
-          <m:t>2</m:t>
-        </m:r>
-        <m:r>
-          <m:t>0</m:t>
-        </m:r>
-        <m:r>
-          <m:t>0</m:t>
+          <m:t>200</m:t>
         </m:r>
         <m:sSup>
           <m:e>
@@ -38028,13 +37727,7 @@
       </w:r>
       <m:oMath>
         <m:r>
-          <m:t>3</m:t>
-        </m:r>
-        <m:r>
-          <m:t>5</m:t>
-        </m:r>
-        <m:r>
-          <m:t>0</m:t>
+          <m:t>350</m:t>
         </m:r>
         <m:sSup>
           <m:e>
@@ -38922,17 +38615,7 @@
     </w:p>
     <w:p>
       <w:pPr>
-        <w:spacing w:before="160" w:after="80"/>
-      </w:pPr>
-      <w:r>
-        <w:pict>
-          <v:rect style="width:0;height:1.5pt" o:hralign="center" o:hrstd="t" o:hr="t"/>
-        </w:pict>
-      </w:r>
-    </w:p>
-    <w:p>
-      <w:pPr>
-        <w:pStyle w:val="FirstParagraph"/>
+        <w:pStyle w:val="BodyText"/>
       </w:pPr>
       <w:r>
         <w:rPr>
@@ -38943,8 +38626,8 @@
         <w:t xml:space="preserve">参考答案</w:t>
       </w:r>
     </w:p>
-    <w:bookmarkEnd w:id="59"/>
-    <w:bookmarkStart w:id="60" w:name="参考答案-9"/>
+    <w:bookmarkEnd w:id="60"/>
+    <w:bookmarkStart w:id="61" w:name="参考答案-9"/>
     <w:p>
       <w:pPr>
         <w:pStyle w:val="Heading2"/>
@@ -41032,8 +40715,8 @@
         </w:pict>
       </w:r>
     </w:p>
-    <w:bookmarkEnd w:id="60"/>
-    <w:bookmarkStart w:id="61" w:name="考点抽象"/>
+    <w:bookmarkEnd w:id="61"/>
+    <w:bookmarkStart w:id="62" w:name="考点抽象"/>
     <w:p>
       <w:pPr>
         <w:pStyle w:val="Heading2"/>
@@ -41304,8 +40987,8 @@
         </w:pict>
       </w:r>
     </w:p>
-    <w:bookmarkEnd w:id="61"/>
-    <w:bookmarkStart w:id="62" w:name="知识点映射-5"/>
+    <w:bookmarkEnd w:id="62"/>
+    <w:bookmarkStart w:id="63" w:name="知识点映射-6"/>
     <w:p>
       <w:pPr>
         <w:pStyle w:val="Heading2"/>
@@ -41688,8 +41371,8 @@
         </w:pict>
       </w:r>
     </w:p>
-    <w:bookmarkEnd w:id="62"/>
-    <w:bookmarkStart w:id="63" w:name="解题思路-4"/>
+    <w:bookmarkEnd w:id="63"/>
+    <w:bookmarkStart w:id="64" w:name="解题思路-4"/>
     <w:p>
       <w:pPr>
         <w:pStyle w:val="Heading2"/>
@@ -42754,8 +42437,8 @@
         </w:pict>
       </w:r>
     </w:p>
-    <w:bookmarkEnd w:id="63"/>
-    <w:bookmarkStart w:id="64" w:name="变式拓展"/>
+    <w:bookmarkEnd w:id="64"/>
+    <w:bookmarkStart w:id="65" w:name="变式拓展"/>
     <w:p>
       <w:pPr>
         <w:pStyle w:val="Heading2"/>
@@ -43193,8 +42876,8 @@
         </w:pict>
       </w:r>
     </w:p>
-    <w:bookmarkEnd w:id="64"/>
-    <w:bookmarkStart w:id="65" w:name="易错分析-4"/>
+    <w:bookmarkEnd w:id="65"/>
+    <w:bookmarkStart w:id="66" w:name="易错分析-4"/>
     <w:p>
       <w:pPr>
         <w:pStyle w:val="Heading2"/>
@@ -43919,70 +43602,20 @@
     </w:p>
     <w:p>
       <w:pPr>
+        <w:spacing w:before="160" w:after="80"/>
+      </w:pPr>
+      <w:r>
+        <w:pict>
+          <v:rect style="width:0;height:1.5pt" o:hralign="center" o:hrstd="t" o:hr="t"/>
+        </w:pict>
+      </w:r>
+    </w:p>
+    <w:p>
+      <w:pPr>
         <w:pStyle w:val="FirstParagraph"/>
       </w:pPr>
       <w:r>
         <w:rPr>
-          <w:rFonts w:ascii="Times New Roman" w:hAnsi="Times New Roman" w:eastAsia="Times New Roman" w:cs="Times New Roman"/>
-        </w:rPr>
-        <w:t xml:space="preserve">used_in:</w:t>
-      </w:r>
-      <w:r>
-        <w:rPr>
-          <w:rFonts w:ascii="Times New Roman" w:hAnsi="Times New Roman" w:eastAsia="Times New Roman" w:cs="Times New Roman"/>
-        </w:rPr>
-        <w:t xml:space="preserve"> </w:t>
-      </w:r>
-      <w:r>
-        <w:rPr>
-          <w:rFonts w:hint="eastAsia" w:ascii="Times New Roman" w:hAnsi="Times New Roman" w:eastAsia="Times New Roman" w:cs="Times New Roman"/>
-        </w:rPr>
-        <w:t>“</w:t>
-      </w:r>
-      <w:r>
-        <w:rPr>
-          <w:rFonts w:hint="eastAsia" w:ascii="Times New Roman" w:hAnsi="Times New Roman" w:eastAsia="FangSong" w:cs="Times New Roman"/>
-        </w:rPr>
-        <w:t>第二轮习题集</w:t>
-      </w:r>
-      <w:r>
-        <w:rPr>
-          <w:rFonts w:hint="eastAsia" w:ascii="Times New Roman" w:hAnsi="Times New Roman" w:eastAsia="Times New Roman" w:cs="Times New Roman"/>
-        </w:rPr>
-        <w:t>-</w:t>
-      </w:r>
-      <w:r>
-        <w:rPr>
-          <w:rFonts w:hint="eastAsia" w:ascii="Times New Roman" w:hAnsi="Times New Roman" w:eastAsia="FangSong" w:cs="Times New Roman"/>
-        </w:rPr>
-        <w:t>元素与分析二</w:t>
-      </w:r>
-      <w:r>
-        <w:rPr>
-          <w:rFonts w:hint="eastAsia" w:ascii="Times New Roman" w:hAnsi="Times New Roman" w:eastAsia="Times New Roman" w:cs="Times New Roman"/>
-        </w:rPr>
-        <w:t>”</w:t>
-      </w:r>
-      <w:r>
-        <w:rPr>
-          <w:rFonts w:ascii="Times New Roman" w:hAnsi="Times New Roman" w:eastAsia="Times New Roman" w:cs="Times New Roman"/>
-        </w:rPr>
-        <w:t xml:space="preserve"> </w:t>
-      </w:r>
-      <w:r>
-        <w:rPr>
-          <w:rFonts w:ascii="Times New Roman" w:hAnsi="Times New Roman" w:eastAsia="Times New Roman" w:cs="Times New Roman"/>
-        </w:rPr>
-        <w:t xml:space="preserve">___</w:t>
-      </w:r>
-      <w:r>
-        <w:rPr>
-          <w:rFonts w:ascii="Times New Roman" w:hAnsi="Times New Roman" w:eastAsia="Times New Roman" w:cs="Times New Roman"/>
-        </w:rPr>
-        <w:t xml:space="preserve"> </w:t>
-      </w:r>
-      <w:r>
-        <w:rPr>
           <w:rFonts w:hint="eastAsia" w:ascii="Times New Roman" w:hAnsi="Times New Roman" w:eastAsia="FangSong" w:cs="Times New Roman"/>
           <w:i/>
           <w:iCs/>
@@ -44078,8 +43711,8 @@
         <w:t>：2026-05-20</w:t>
       </w:r>
     </w:p>
-    <w:bookmarkEnd w:id="65"/>
-    <w:bookmarkStart w:id="66" w:name="第-15-题"/>
+    <w:bookmarkEnd w:id="66"/>
+    <w:bookmarkStart w:id="67" w:name="第-15-题"/>
     <w:p>
       <w:pPr>
         <w:pStyle w:val="Heading2"/>
@@ -44434,8 +44067,8 @@
         <w:t xml:space="preserve">参考答案</w:t>
       </w:r>
     </w:p>
-    <w:bookmarkEnd w:id="66"/>
-    <w:bookmarkStart w:id="67" w:name="参考答案-10"/>
+    <w:bookmarkEnd w:id="67"/>
+    <w:bookmarkStart w:id="68" w:name="参考答案-10"/>
     <w:p>
       <w:pPr>
         <w:pStyle w:val="Heading2"/>
@@ -45529,8 +45162,8 @@
         <w:t>。</w:t>
       </w:r>
     </w:p>
-    <w:bookmarkEnd w:id="67"/>
-    <w:bookmarkStart w:id="68" w:name="知识点映射-6"/>
+    <w:bookmarkEnd w:id="68"/>
+    <w:bookmarkStart w:id="69" w:name="知识点映射-7"/>
     <w:p>
       <w:pPr>
         <w:pStyle w:val="Heading2"/>
@@ -45710,8 +45343,8 @@
         <w:t xml:space="preserve">无色</w:t>
       </w:r>
     </w:p>
-    <w:bookmarkEnd w:id="68"/>
-    <w:bookmarkStart w:id="69" w:name="第-16-题"/>
+    <w:bookmarkEnd w:id="69"/>
+    <w:bookmarkStart w:id="70" w:name="第-16-题"/>
     <w:p>
       <w:pPr>
         <w:pStyle w:val="Heading2"/>
@@ -46008,7 +45641,42 @@
         <w:rPr>
           <w:rFonts w:ascii="Times New Roman" w:hAnsi="Times New Roman" w:eastAsia="Times New Roman" w:cs="Times New Roman"/>
         </w:rPr>
-        <w:t xml:space="preserve">、 $ </w:t>
+        <w:t xml:space="preserve">、</w:t>
+      </w:r>
+      <w:r>
+        <w:rPr>
+          <w:rFonts w:ascii="Times New Roman" w:hAnsi="Times New Roman" w:eastAsia="Times New Roman" w:cs="Times New Roman"/>
+        </w:rPr>
+        <w:t xml:space="preserve"> </w:t>
+      </w:r>
+      <m:oMath>
+        <m:sSub>
+          <m:e>
+            <m:r>
+              <m:rPr>
+                <m:sty m:val="p"/>
+              </m:rPr>
+              <m:t>N</m:t>
+            </m:r>
+            <m:r>
+              <m:rPr>
+                <m:sty m:val="p"/>
+              </m:rPr>
+              <m:t>H</m:t>
+            </m:r>
+          </m:e>
+          <m:sub>
+            <m:r>
+              <m:t>3</m:t>
+            </m:r>
+          </m:sub>
+        </m:sSub>
+      </m:oMath>
+      <w:r>
+        <w:rPr>
+          <w:rFonts w:ascii="Times New Roman" w:hAnsi="Times New Roman" w:eastAsia="Times New Roman" w:cs="Times New Roman"/>
+        </w:rPr>
+        <w:t xml:space="preserve"> </w:t>
       </w:r>
       <w:r>
         <w:rPr>
@@ -46020,7 +45688,30 @@
         <w:rPr>
           <w:rFonts w:ascii="Times New Roman" w:hAnsi="Times New Roman" w:eastAsia="Times New Roman" w:cs="Times New Roman"/>
         </w:rPr>
-        <w:t xml:space="preserve"> $ </w:t>
+        <w:t xml:space="preserve"> </w:t>
+      </w:r>
+      <m:oMath>
+        <m:sSub>
+          <m:e>
+            <m:r>
+              <m:rPr>
+                <m:sty m:val="p"/>
+              </m:rPr>
+              <m:t>N</m:t>
+            </m:r>
+          </m:e>
+          <m:sub>
+            <m:r>
+              <m:t>2</m:t>
+            </m:r>
+          </m:sub>
+        </m:sSub>
+      </m:oMath>
+      <w:r>
+        <w:rPr>
+          <w:rFonts w:ascii="Times New Roman" w:hAnsi="Times New Roman" w:eastAsia="Times New Roman" w:cs="Times New Roman"/>
+        </w:rPr>
+        <w:t xml:space="preserve"> </w:t>
       </w:r>
       <w:r>
         <w:rPr>
@@ -46115,8 +45806,8 @@
         <w:t xml:space="preserve">参考答案</w:t>
       </w:r>
     </w:p>
-    <w:bookmarkEnd w:id="69"/>
-    <w:bookmarkStart w:id="70" w:name="参考答案-11"/>
+    <w:bookmarkEnd w:id="70"/>
+    <w:bookmarkStart w:id="71" w:name="参考答案-11"/>
     <w:p>
       <w:pPr>
         <w:pStyle w:val="Heading2"/>
@@ -46431,8 +46122,8 @@
         <w:t>答案</w:t>
       </w:r>
     </w:p>
-    <w:bookmarkEnd w:id="70"/>
-    <w:bookmarkStart w:id="71" w:name="第-17-题"/>
+    <w:bookmarkEnd w:id="71"/>
+    <w:bookmarkStart w:id="72" w:name="第-17-题"/>
     <w:p>
       <w:pPr>
         <w:pStyle w:val="Heading2"/>
@@ -46585,41 +46276,204 @@
     </w:p>
     <w:p>
       <w:pPr>
-        <w:pStyle w:val="BodyText"/>
+        <w:pStyle w:val="BlockText"/>
       </w:pPr>
       <w:r>
         <w:rPr>
-          <w:rFonts w:hint="eastAsia" w:ascii="Times New Roman" w:hAnsi="Times New Roman" w:eastAsia="Times New Roman" w:cs="Times New Roman"/>
-        </w:rPr>
-        <w:t>（</w:t>
-      </w:r>
-      <w:r>
-        <w:rPr>
-          <w:rFonts w:hint="eastAsia" w:ascii="Times New Roman" w:hAnsi="Times New Roman" w:eastAsia="FangSong" w:cs="Times New Roman"/>
-        </w:rPr>
-        <w:t>题库源文件未含结构化答案区</w:t>
-      </w:r>
-      <w:r>
-        <w:rPr>
-          <w:rFonts w:hint="eastAsia" w:ascii="Times New Roman" w:hAnsi="Times New Roman" w:eastAsia="Times New Roman" w:cs="Times New Roman"/>
-        </w:rPr>
-        <w:t>，</w:t>
-      </w:r>
-      <w:r>
-        <w:rPr>
-          <w:rFonts w:hint="eastAsia" w:ascii="Times New Roman" w:hAnsi="Times New Roman" w:eastAsia="FangSong" w:cs="Times New Roman"/>
-        </w:rPr>
-        <w:t>见题文件</w:t>
-      </w:r>
-      <w:r>
-        <w:rPr>
-          <w:rFonts w:hint="eastAsia" w:ascii="Times New Roman" w:hAnsi="Times New Roman" w:eastAsia="Times New Roman" w:cs="Times New Roman"/>
-        </w:rPr>
-        <w:t>）</w:t>
+          <w:rFonts w:hint="eastAsia" w:ascii="Times New Roman" w:hAnsi="Times New Roman" w:eastAsia="FangSong" w:cs="Times New Roman"/>
+          <w:b/>
+          <w:bCs/>
+        </w:rPr>
+        <w:t xml:space="preserve">答案</w:t>
+      </w:r>
+      <w:r>
+        <w:rPr>
+          <w:rFonts w:hint="eastAsia" w:ascii="Times New Roman" w:hAnsi="Times New Roman" w:eastAsia="Times New Roman" w:cs="Times New Roman"/>
+        </w:rPr>
+        <w:t>：</w:t>
+      </w:r>
+      <w:r>
+        <w:rPr>
+          <w:rFonts w:hint="eastAsia" w:ascii="Times New Roman" w:hAnsi="Times New Roman" w:eastAsia="FangSong" w:cs="Times New Roman"/>
+        </w:rPr>
+        <w:t>原书未提供解答</w:t>
+      </w:r>
+      <w:r>
+        <w:rPr>
+          <w:rFonts w:hint="eastAsia" w:ascii="Times New Roman" w:hAnsi="Times New Roman" w:eastAsia="Times New Roman" w:cs="Times New Roman"/>
+        </w:rPr>
+        <w:t>（《</w:t>
+      </w:r>
+      <w:r>
+        <w:rPr>
+          <w:rFonts w:hint="eastAsia" w:ascii="Times New Roman" w:hAnsi="Times New Roman" w:eastAsia="FangSong" w:cs="Times New Roman"/>
+        </w:rPr>
+        <w:t>无机化学</w:t>
+      </w:r>
+      <w:r>
+        <w:rPr>
+          <w:rFonts w:hint="eastAsia" w:ascii="Times New Roman" w:hAnsi="Times New Roman" w:eastAsia="Times New Roman" w:cs="Times New Roman"/>
+        </w:rPr>
+        <w:t>》</w:t>
+      </w:r>
+      <w:r>
+        <w:rPr>
+          <w:rFonts w:hint="eastAsia" w:ascii="Times New Roman" w:hAnsi="Times New Roman" w:eastAsia="FangSong" w:cs="Times New Roman"/>
+        </w:rPr>
+        <w:t>第</w:t>
+      </w:r>
+      <w:r>
+        <w:rPr>
+          <w:rFonts w:hint="eastAsia" w:ascii="Times New Roman" w:hAnsi="Times New Roman" w:eastAsia="Times New Roman" w:cs="Times New Roman"/>
+        </w:rPr>
+        <w:t>6</w:t>
+      </w:r>
+      <w:r>
+        <w:rPr>
+          <w:rFonts w:hint="eastAsia" w:ascii="Times New Roman" w:hAnsi="Times New Roman" w:eastAsia="FangSong" w:cs="Times New Roman"/>
+        </w:rPr>
+        <w:t>版练习题</w:t>
+      </w:r>
+      <w:r>
+        <w:rPr>
+          <w:rFonts w:hint="eastAsia" w:ascii="Times New Roman" w:hAnsi="Times New Roman" w:eastAsia="Times New Roman" w:cs="Times New Roman"/>
+        </w:rPr>
+        <w:t>，OCR</w:t>
+      </w:r>
+      <w:r>
+        <w:rPr>
+          <w:rFonts w:ascii="Times New Roman" w:hAnsi="Times New Roman" w:eastAsia="Times New Roman" w:cs="Times New Roman"/>
+        </w:rPr>
+        <w:t xml:space="preserve"> </w:t>
+      </w:r>
+      <w:r>
+        <w:rPr>
+          <w:rFonts w:hint="eastAsia" w:ascii="Times New Roman" w:hAnsi="Times New Roman" w:eastAsia="FangSong" w:cs="Times New Roman"/>
+        </w:rPr>
+        <w:t xml:space="preserve">源</w:t>
+      </w:r>
+      <w:r>
+        <w:rPr>
+          <w:rFonts w:ascii="Times New Roman" w:hAnsi="Times New Roman" w:eastAsia="Times New Roman" w:cs="Times New Roman"/>
+        </w:rPr>
+        <w:t xml:space="preserve"> </w:t>
+      </w:r>
+      <w:r>
+        <w:rPr>
+          <w:rStyle w:val="VerbatimChar"/>
+          <w:rFonts w:hint="eastAsia" w:ascii="Times New Roman" w:hAnsi="Times New Roman" w:eastAsia="Times New Roman" w:cs="Times New Roman"/>
+        </w:rPr>
+        <w:t>06-</w:t>
+      </w:r>
+      <w:r>
+        <w:rPr>
+          <w:rStyle w:val="VerbatimChar"/>
+          <w:rFonts w:hint="eastAsia" w:ascii="Times New Roman" w:hAnsi="Times New Roman" w:eastAsia="FangSong" w:cs="Times New Roman"/>
+        </w:rPr>
+        <w:t>外部资料导入</w:t>
+      </w:r>
+      <w:r>
+        <w:rPr>
+          <w:rStyle w:val="VerbatimChar"/>
+          <w:rFonts w:hint="eastAsia" w:ascii="Times New Roman" w:hAnsi="Times New Roman" w:eastAsia="Times New Roman" w:cs="Times New Roman"/>
+        </w:rPr>
+        <w:t>/</w:t>
+      </w:r>
+      <w:r>
+        <w:rPr>
+          <w:rStyle w:val="VerbatimChar"/>
+          <w:rFonts w:hint="eastAsia" w:ascii="Times New Roman" w:hAnsi="Times New Roman" w:eastAsia="FangSong" w:cs="Times New Roman"/>
+        </w:rPr>
+        <w:t>无机化学</w:t>
+      </w:r>
+      <w:r>
+        <w:rPr>
+          <w:rStyle w:val="VerbatimChar"/>
+          <w:rFonts w:hint="eastAsia" w:ascii="Times New Roman" w:hAnsi="Times New Roman" w:eastAsia="Times New Roman" w:cs="Times New Roman"/>
+        </w:rPr>
+        <w:t>Weller/</w:t>
+      </w:r>
+      <w:r>
+        <w:rPr>
+          <w:rStyle w:val="VerbatimChar"/>
+          <w:rFonts w:hint="eastAsia" w:ascii="Times New Roman" w:hAnsi="Times New Roman" w:eastAsia="FangSong" w:cs="Times New Roman"/>
+        </w:rPr>
+        <w:t>无机化学第</w:t>
+      </w:r>
+      <w:r>
+        <w:rPr>
+          <w:rStyle w:val="VerbatimChar"/>
+          <w:rFonts w:hint="eastAsia" w:ascii="Times New Roman" w:hAnsi="Times New Roman" w:eastAsia="Times New Roman" w:cs="Times New Roman"/>
+        </w:rPr>
+        <w:t>6</w:t>
+      </w:r>
+      <w:r>
+        <w:rPr>
+          <w:rStyle w:val="VerbatimChar"/>
+          <w:rFonts w:hint="eastAsia" w:ascii="Times New Roman" w:hAnsi="Times New Roman" w:eastAsia="FangSong" w:cs="Times New Roman"/>
+        </w:rPr>
+        <w:t>版</w:t>
+      </w:r>
+      <w:r>
+        <w:rPr>
+          <w:rStyle w:val="VerbatimChar"/>
+          <w:rFonts w:hint="eastAsia" w:ascii="Times New Roman" w:hAnsi="Times New Roman" w:eastAsia="Times New Roman" w:cs="Times New Roman"/>
+        </w:rPr>
+        <w:t>Welle19-21</w:t>
+      </w:r>
+      <w:r>
+        <w:rPr>
+          <w:rStyle w:val="VerbatimChar"/>
+          <w:rFonts w:hint="eastAsia" w:ascii="Times New Roman" w:hAnsi="Times New Roman" w:eastAsia="FangSong" w:cs="Times New Roman"/>
+        </w:rPr>
+        <w:t>章</w:t>
+      </w:r>
+      <w:r>
+        <w:rPr>
+          <w:rStyle w:val="VerbatimChar"/>
+          <w:rFonts w:hint="eastAsia" w:ascii="Times New Roman" w:hAnsi="Times New Roman" w:eastAsia="Times New Roman" w:cs="Times New Roman"/>
+        </w:rPr>
+        <w:t>.md</w:t>
+      </w:r>
+      <w:r>
+        <w:rPr>
+          <w:rFonts w:ascii="Times New Roman" w:hAnsi="Times New Roman" w:eastAsia="Times New Roman" w:cs="Times New Roman"/>
+        </w:rPr>
+        <w:t xml:space="preserve"> </w:t>
+      </w:r>
+      <w:r>
+        <w:rPr>
+          <w:rFonts w:hint="eastAsia" w:ascii="Times New Roman" w:hAnsi="Times New Roman" w:eastAsia="FangSong" w:cs="Times New Roman"/>
+        </w:rPr>
+        <w:t>不含答案区</w:t>
+      </w:r>
+      <w:r>
+        <w:rPr>
+          <w:rFonts w:hint="eastAsia" w:ascii="Times New Roman" w:hAnsi="Times New Roman" w:eastAsia="Times New Roman" w:cs="Times New Roman"/>
+        </w:rPr>
+        <w:t>，2026-08-31</w:t>
+      </w:r>
+      <w:r>
+        <w:rPr>
+          <w:rFonts w:ascii="Times New Roman" w:hAnsi="Times New Roman" w:eastAsia="Times New Roman" w:cs="Times New Roman"/>
+        </w:rPr>
+        <w:t xml:space="preserve"> </w:t>
+      </w:r>
+      <w:r>
+        <w:rPr>
+          <w:rFonts w:hint="eastAsia" w:ascii="Times New Roman" w:hAnsi="Times New Roman" w:eastAsia="FangSong" w:cs="Times New Roman"/>
+        </w:rPr>
+        <w:t>核查</w:t>
+      </w:r>
+      <w:r>
+        <w:rPr>
+          <w:rFonts w:hint="eastAsia" w:ascii="Times New Roman" w:hAnsi="Times New Roman" w:eastAsia="Times New Roman" w:cs="Times New Roman"/>
+        </w:rPr>
+        <w:t>）。</w:t>
       </w:r>
     </w:p>
-    <w:bookmarkEnd w:id="71"/>
-    <w:bookmarkStart w:id="72" w:name="第-18-题"/>
+    <w:bookmarkEnd w:id="72"/>
+    <w:bookmarkStart w:id="73" w:name="第-18-题"/>
     <w:p>
       <w:pPr>
         <w:pStyle w:val="Heading2"/>
@@ -46671,19 +46525,29 @@
       <w:pPr>
         <w:pStyle w:val="FirstParagraph"/>
       </w:pPr>
-      <w:r>
-        <w:rPr>
-          <w:rFonts w:ascii="Times New Roman" w:hAnsi="Times New Roman" w:eastAsia="Times New Roman" w:cs="Times New Roman"/>
-        </w:rPr>
-        <w:t>NaBH</w:t>
-      </w:r>
-      <w:r>
-        <w:rPr>
-          <w:rFonts w:ascii="Times New Roman" w:hAnsi="Times New Roman" w:eastAsia="Times New Roman" w:cs="Times New Roman"/>
-          <w:vertAlign w:val="subscript"/>
-        </w:rPr>
-        <w:t>4</w:t>
-      </w:r>
+      <m:oMath>
+        <m:r>
+          <m:t>N</m:t>
+        </m:r>
+        <m:r>
+          <m:t>a</m:t>
+        </m:r>
+        <m:r>
+          <m:t>B</m:t>
+        </m:r>
+        <m:sSub>
+          <m:e>
+            <m:r>
+              <m:t>H</m:t>
+            </m:r>
+          </m:e>
+          <m:sub>
+            <m:r>
+              <m:t>4</m:t>
+            </m:r>
+          </m:sub>
+        </m:sSub>
+      </m:oMath>
       <w:r>
         <w:rPr>
           <w:rFonts w:ascii="Times New Roman" w:hAnsi="Times New Roman" w:eastAsia="Times New Roman" w:cs="Times New Roman"/>
@@ -46700,15 +46564,22 @@
         <w:rPr>
           <w:rFonts w:ascii="Times New Roman" w:hAnsi="Times New Roman" w:eastAsia="Times New Roman" w:cs="Times New Roman"/>
         </w:rPr>
-        <w:t xml:space="preserve"> H</w:t>
-      </w:r>
-      <w:r>
-        <w:rPr>
-          <w:rFonts w:ascii="Times New Roman" w:hAnsi="Times New Roman" w:eastAsia="Times New Roman" w:cs="Times New Roman"/>
-          <w:vertAlign w:val="subscript"/>
-        </w:rPr>
-        <w:t>2</w:t>
-      </w:r>
+        <w:t xml:space="preserve"> </w:t>
+      </w:r>
+      <m:oMath>
+        <m:sSub>
+          <m:e>
+            <m:r>
+              <m:t>H</m:t>
+            </m:r>
+          </m:e>
+          <m:sub>
+            <m:r>
+              <m:t>2</m:t>
+            </m:r>
+          </m:sub>
+        </m:sSub>
+      </m:oMath>
       <w:r>
         <w:rPr>
           <w:rFonts w:ascii="Times New Roman" w:hAnsi="Times New Roman" w:eastAsia="Times New Roman" w:cs="Times New Roman"/>
@@ -46737,15 +46608,28 @@
         <w:rPr>
           <w:rFonts w:ascii="Times New Roman" w:hAnsi="Times New Roman" w:eastAsia="Times New Roman" w:cs="Times New Roman"/>
         </w:rPr>
-        <w:t xml:space="preserve"> SiO</w:t>
-      </w:r>
-      <w:r>
-        <w:rPr>
-          <w:rFonts w:ascii="Times New Roman" w:hAnsi="Times New Roman" w:eastAsia="Times New Roman" w:cs="Times New Roman"/>
-          <w:vertAlign w:val="subscript"/>
-        </w:rPr>
-        <w:t>2</w:t>
-      </w:r>
+        <w:t xml:space="preserve"> </w:t>
+      </w:r>
+      <m:oMath>
+        <m:r>
+          <m:t>S</m:t>
+        </m:r>
+        <m:r>
+          <m:t>i</m:t>
+        </m:r>
+        <m:sSub>
+          <m:e>
+            <m:r>
+              <m:t>O</m:t>
+            </m:r>
+          </m:e>
+          <m:sub>
+            <m:r>
+              <m:t>2</m:t>
+            </m:r>
+          </m:sub>
+        </m:sSub>
+      </m:oMath>
       <w:r>
         <w:rPr>
           <w:rFonts w:ascii="Times New Roman" w:hAnsi="Times New Roman" w:eastAsia="Times New Roman" w:cs="Times New Roman"/>
@@ -46832,15 +46716,31 @@
         <w:rPr>
           <w:rFonts w:ascii="Times New Roman" w:hAnsi="Times New Roman" w:eastAsia="Times New Roman" w:cs="Times New Roman"/>
         </w:rPr>
-        <w:t xml:space="preserve"> NaBH</w:t>
-      </w:r>
-      <w:r>
-        <w:rPr>
-          <w:rFonts w:ascii="Times New Roman" w:hAnsi="Times New Roman" w:eastAsia="Times New Roman" w:cs="Times New Roman"/>
-          <w:vertAlign w:val="subscript"/>
-        </w:rPr>
-        <w:t>4</w:t>
-      </w:r>
+        <w:t xml:space="preserve"> </w:t>
+      </w:r>
+      <m:oMath>
+        <m:r>
+          <m:t>N</m:t>
+        </m:r>
+        <m:r>
+          <m:t>a</m:t>
+        </m:r>
+        <m:r>
+          <m:t>B</m:t>
+        </m:r>
+        <m:sSub>
+          <m:e>
+            <m:r>
+              <m:t>H</m:t>
+            </m:r>
+          </m:e>
+          <m:sub>
+            <m:r>
+              <m:t>4</m:t>
+            </m:r>
+          </m:sub>
+        </m:sSub>
+      </m:oMath>
       <w:r>
         <w:rPr>
           <w:rFonts w:ascii="Times New Roman" w:hAnsi="Times New Roman" w:eastAsia="Times New Roman" w:cs="Times New Roman"/>
@@ -46882,6 +46782,104 @@
           <w:rFonts w:hint="eastAsia" w:ascii="Times New Roman" w:hAnsi="Times New Roman" w:eastAsia="Times New Roman" w:cs="Times New Roman"/>
         </w:rPr>
         <w:t>。</w:t>
+      </w:r>
+    </w:p>
+    <w:p>
+      <w:pPr>
+        <w:pStyle w:val="BodyText"/>
+      </w:pPr>
+      <w:r>
+        <w:rPr>
+          <w:rFonts w:hint="eastAsia" w:ascii="Times New Roman" w:hAnsi="Times New Roman" w:eastAsia="FangSong" w:cs="Times New Roman"/>
+          <w:b/>
+          <w:bCs/>
+        </w:rPr>
+        <w:t xml:space="preserve">参考答案</w:t>
+      </w:r>
+    </w:p>
+    <w:bookmarkEnd w:id="73"/>
+    <w:bookmarkStart w:id="74" w:name="参考答案-12"/>
+    <w:p>
+      <w:pPr>
+        <w:pStyle w:val="Heading2"/>
+        <w:spacing w:before="280" w:after="120"/>
+      </w:pPr>
+      <w:r>
+        <w:rPr>
+          <w:rFonts w:hint="eastAsia" w:ascii="Times New Roman" w:hAnsi="Times New Roman" w:eastAsia="SimHei" w:cs="Times New Roman"/>
+        </w:rPr>
+        <w:t xml:space="preserve">参考答案</w:t>
+      </w:r>
+    </w:p>
+    <w:p>
+      <w:pPr>
+        <w:pStyle w:val="FirstParagraph"/>
+      </w:pPr>
+      <w:r>
+        <w:rPr>
+          <w:rFonts w:hint="eastAsia" w:ascii="Times New Roman" w:hAnsi="Times New Roman" w:eastAsia="FangSong" w:cs="Times New Roman"/>
+        </w:rPr>
+        <w:t xml:space="preserve">答案见</w:t>
+      </w:r>
+      <w:r>
+        <w:rPr>
+          <w:rFonts w:ascii="Times New Roman" w:hAnsi="Times New Roman" w:eastAsia="Times New Roman" w:cs="Times New Roman"/>
+        </w:rPr>
+        <w:t xml:space="preserve"> </w:t>
+      </w:r>
+      <w:r>
+        <w:rPr>
+          <w:rFonts w:hint="eastAsia" w:ascii="Times New Roman" w:hAnsi="Times New Roman" w:eastAsia="FangSong" w:cs="Times New Roman"/>
+        </w:rPr>
+        <w:t>答案</w:t>
+      </w:r>
+      <w:r>
+        <w:rPr>
+          <w:rFonts w:hint="eastAsia" w:ascii="Times New Roman" w:hAnsi="Times New Roman" w:eastAsia="Times New Roman" w:cs="Times New Roman"/>
+        </w:rPr>
+        <w:t>/</w:t>
+      </w:r>
+      <w:r>
+        <w:rPr>
+          <w:rFonts w:hint="eastAsia" w:ascii="Times New Roman" w:hAnsi="Times New Roman" w:eastAsia="FangSong" w:cs="Times New Roman"/>
+        </w:rPr>
+        <w:t>第</w:t>
+      </w:r>
+      <w:r>
+        <w:rPr>
+          <w:rFonts w:hint="eastAsia" w:ascii="Times New Roman" w:hAnsi="Times New Roman" w:eastAsia="Times New Roman" w:cs="Times New Roman"/>
+        </w:rPr>
+        <w:t>1</w:t>
+      </w:r>
+      <w:r>
+        <w:rPr>
+          <w:rFonts w:hint="eastAsia" w:ascii="Times New Roman" w:hAnsi="Times New Roman" w:eastAsia="FangSong" w:cs="Times New Roman"/>
+        </w:rPr>
+        <w:t>讲</w:t>
+      </w:r>
+      <w:r>
+        <w:rPr>
+          <w:rFonts w:hint="eastAsia" w:ascii="Times New Roman" w:hAnsi="Times New Roman" w:eastAsia="Times New Roman" w:cs="Times New Roman"/>
+        </w:rPr>
+        <w:t>-</w:t>
+      </w:r>
+      <w:r>
+        <w:rPr>
+          <w:rFonts w:hint="eastAsia" w:ascii="Times New Roman" w:hAnsi="Times New Roman" w:eastAsia="FangSong" w:cs="Times New Roman"/>
+        </w:rPr>
+        <w:t>反应方程式</w:t>
+      </w:r>
+      <w:r>
+        <w:rPr>
+          <w:rFonts w:hint="eastAsia" w:ascii="Times New Roman" w:hAnsi="Times New Roman" w:eastAsia="Times New Roman" w:cs="Times New Roman"/>
+        </w:rPr>
+        <w:t>-</w:t>
+      </w:r>
+      <w:r>
+        <w:rPr>
+          <w:rFonts w:hint="eastAsia" w:ascii="Times New Roman" w:hAnsi="Times New Roman" w:eastAsia="FangSong" w:cs="Times New Roman"/>
+        </w:rPr>
+        <w:t>答案</w:t>
       </w:r>
     </w:p>
     <w:p>
@@ -46894,21 +46892,8 @@
         </w:pict>
       </w:r>
     </w:p>
-    <w:p>
-      <w:pPr>
-        <w:pStyle w:val="FirstParagraph"/>
-      </w:pPr>
-      <w:r>
-        <w:rPr>
-          <w:rFonts w:hint="eastAsia" w:ascii="Times New Roman" w:hAnsi="Times New Roman" w:eastAsia="FangSong" w:cs="Times New Roman"/>
-          <w:b/>
-          <w:bCs/>
-        </w:rPr>
-        <w:t xml:space="preserve">参考答案</w:t>
-      </w:r>
-    </w:p>
-    <w:bookmarkEnd w:id="72"/>
-    <w:bookmarkStart w:id="73" w:name="参考答案-12"/>
+    <w:bookmarkEnd w:id="74"/>
+    <w:bookmarkStart w:id="75" w:name="解题思路-5"/>
     <w:p>
       <w:pPr>
         <w:pStyle w:val="Heading2"/>
@@ -46918,7 +46903,7 @@
         <w:rPr>
           <w:rFonts w:hint="eastAsia" w:ascii="Times New Roman" w:hAnsi="Times New Roman" w:eastAsia="SimHei" w:cs="Times New Roman"/>
         </w:rPr>
-        <w:t xml:space="preserve">参考答案</w:t>
+        <w:t xml:space="preserve">解题思路</w:t>
       </w:r>
     </w:p>
     <w:p>
@@ -46929,67 +46914,13 @@
         <w:rPr>
           <w:rFonts w:hint="eastAsia" w:ascii="Times New Roman" w:hAnsi="Times New Roman" w:eastAsia="FangSong" w:cs="Times New Roman"/>
         </w:rPr>
-        <w:t xml:space="preserve">答案见</w:t>
-      </w:r>
-      <w:r>
-        <w:rPr>
-          <w:rFonts w:ascii="Times New Roman" w:hAnsi="Times New Roman" w:eastAsia="Times New Roman" w:cs="Times New Roman"/>
-        </w:rPr>
-        <w:t xml:space="preserve"> </w:t>
-      </w:r>
-      <w:r>
-        <w:rPr>
-          <w:rFonts w:hint="eastAsia" w:ascii="Times New Roman" w:hAnsi="Times New Roman" w:eastAsia="FangSong" w:cs="Times New Roman"/>
-        </w:rPr>
-        <w:t>答案</w:t>
-      </w:r>
-      <w:r>
-        <w:rPr>
-          <w:rFonts w:hint="eastAsia" w:ascii="Times New Roman" w:hAnsi="Times New Roman" w:eastAsia="Times New Roman" w:cs="Times New Roman"/>
-        </w:rPr>
-        <w:t>/</w:t>
-      </w:r>
-      <w:r>
-        <w:rPr>
-          <w:rFonts w:hint="eastAsia" w:ascii="Times New Roman" w:hAnsi="Times New Roman" w:eastAsia="FangSong" w:cs="Times New Roman"/>
-        </w:rPr>
-        <w:t>第</w:t>
-      </w:r>
-      <w:r>
-        <w:rPr>
-          <w:rFonts w:hint="eastAsia" w:ascii="Times New Roman" w:hAnsi="Times New Roman" w:eastAsia="Times New Roman" w:cs="Times New Roman"/>
-        </w:rPr>
-        <w:t>1</w:t>
-      </w:r>
-      <w:r>
-        <w:rPr>
-          <w:rFonts w:hint="eastAsia" w:ascii="Times New Roman" w:hAnsi="Times New Roman" w:eastAsia="FangSong" w:cs="Times New Roman"/>
-        </w:rPr>
-        <w:t>讲</w:t>
-      </w:r>
-      <w:r>
-        <w:rPr>
-          <w:rFonts w:hint="eastAsia" w:ascii="Times New Roman" w:hAnsi="Times New Roman" w:eastAsia="Times New Roman" w:cs="Times New Roman"/>
-        </w:rPr>
-        <w:t>-</w:t>
-      </w:r>
-      <w:r>
-        <w:rPr>
-          <w:rFonts w:hint="eastAsia" w:ascii="Times New Roman" w:hAnsi="Times New Roman" w:eastAsia="FangSong" w:cs="Times New Roman"/>
-        </w:rPr>
-        <w:t>反应方程式</w:t>
-      </w:r>
-      <w:r>
-        <w:rPr>
-          <w:rFonts w:hint="eastAsia" w:ascii="Times New Roman" w:hAnsi="Times New Roman" w:eastAsia="Times New Roman" w:cs="Times New Roman"/>
-        </w:rPr>
-        <w:t>-</w:t>
-      </w:r>
-      <w:r>
-        <w:rPr>
-          <w:rFonts w:hint="eastAsia" w:ascii="Times New Roman" w:hAnsi="Times New Roman" w:eastAsia="FangSong" w:cs="Times New Roman"/>
-        </w:rPr>
-        <w:t>答案</w:t>
+        <w:t>详见同目录下答案文件</w:t>
+      </w:r>
+      <w:r>
+        <w:rPr>
+          <w:rFonts w:hint="eastAsia" w:ascii="Times New Roman" w:hAnsi="Times New Roman" w:eastAsia="Times New Roman" w:cs="Times New Roman"/>
+        </w:rPr>
+        <w:t>。</w:t>
       </w:r>
     </w:p>
     <w:p>
@@ -47002,49 +46933,8 @@
         </w:pict>
       </w:r>
     </w:p>
-    <w:bookmarkEnd w:id="73"/>
-    <w:bookmarkStart w:id="74" w:name="解题思路-5"/>
-    <w:p>
-      <w:pPr>
-        <w:pStyle w:val="Heading2"/>
-        <w:spacing w:before="280" w:after="120"/>
-      </w:pPr>
-      <w:r>
-        <w:rPr>
-          <w:rFonts w:hint="eastAsia" w:ascii="Times New Roman" w:hAnsi="Times New Roman" w:eastAsia="SimHei" w:cs="Times New Roman"/>
-        </w:rPr>
-        <w:t xml:space="preserve">解题思路</w:t>
-      </w:r>
-    </w:p>
-    <w:p>
-      <w:pPr>
-        <w:pStyle w:val="FirstParagraph"/>
-      </w:pPr>
-      <w:r>
-        <w:rPr>
-          <w:rFonts w:hint="eastAsia" w:ascii="Times New Roman" w:hAnsi="Times New Roman" w:eastAsia="FangSong" w:cs="Times New Roman"/>
-        </w:rPr>
-        <w:t>详见同目录下答案文件</w:t>
-      </w:r>
-      <w:r>
-        <w:rPr>
-          <w:rFonts w:hint="eastAsia" w:ascii="Times New Roman" w:hAnsi="Times New Roman" w:eastAsia="Times New Roman" w:cs="Times New Roman"/>
-        </w:rPr>
-        <w:t>。</w:t>
-      </w:r>
-    </w:p>
-    <w:p>
-      <w:pPr>
-        <w:spacing w:before="160" w:after="80"/>
-      </w:pPr>
-      <w:r>
-        <w:pict>
-          <v:rect style="width:0;height:1.5pt" o:hralign="center" o:hrstd="t" o:hr="t"/>
-        </w:pict>
-      </w:r>
-    </w:p>
-    <w:bookmarkEnd w:id="74"/>
-    <w:bookmarkStart w:id="75" w:name="知识点"/>
+    <w:bookmarkEnd w:id="75"/>
+    <w:bookmarkStart w:id="76" w:name="知识点"/>
     <w:p>
       <w:pPr>
         <w:pStyle w:val="Heading2"/>
@@ -47089,77 +46979,24 @@
     </w:p>
     <w:p>
       <w:pPr>
-        <w:pStyle w:val="FirstParagraph"/>
+        <w:spacing w:before="160" w:after="80"/>
       </w:pPr>
       <w:r>
-        <w:rPr>
-          <w:rFonts w:ascii="Times New Roman" w:hAnsi="Times New Roman" w:eastAsia="Times New Roman" w:cs="Times New Roman"/>
-        </w:rPr>
-        <w:t xml:space="preserve">used_in:</w:t>
-      </w:r>
-      <w:r>
-        <w:rPr>
-          <w:rFonts w:ascii="Times New Roman" w:hAnsi="Times New Roman" w:eastAsia="Times New Roman" w:cs="Times New Roman"/>
-        </w:rPr>
-        <w:t xml:space="preserve"> </w:t>
-      </w:r>
-      <w:r>
-        <w:rPr>
-          <w:rFonts w:hint="eastAsia" w:ascii="Times New Roman" w:hAnsi="Times New Roman" w:eastAsia="Times New Roman" w:cs="Times New Roman"/>
-        </w:rPr>
-        <w:t>“</w:t>
-      </w:r>
-      <w:r>
-        <w:rPr>
-          <w:rFonts w:hint="eastAsia" w:ascii="Times New Roman" w:hAnsi="Times New Roman" w:eastAsia="FangSong" w:cs="Times New Roman"/>
-        </w:rPr>
-        <w:t>第二轮习题集</w:t>
-      </w:r>
-      <w:r>
-        <w:rPr>
-          <w:rFonts w:hint="eastAsia" w:ascii="Times New Roman" w:hAnsi="Times New Roman" w:eastAsia="Times New Roman" w:cs="Times New Roman"/>
-        </w:rPr>
-        <w:t>-</w:t>
-      </w:r>
-      <w:r>
-        <w:rPr>
-          <w:rFonts w:hint="eastAsia" w:ascii="Times New Roman" w:hAnsi="Times New Roman" w:eastAsia="FangSong" w:cs="Times New Roman"/>
-        </w:rPr>
-        <w:t>元素与分析二</w:t>
-      </w:r>
-      <w:r>
-        <w:rPr>
-          <w:rFonts w:hint="eastAsia" w:ascii="Times New Roman" w:hAnsi="Times New Roman" w:eastAsia="Times New Roman" w:cs="Times New Roman"/>
-        </w:rPr>
-        <w:t>”</w:t>
-      </w:r>
-      <w:r>
-        <w:rPr>
-          <w:rFonts w:ascii="Times New Roman" w:hAnsi="Times New Roman" w:eastAsia="Times New Roman" w:cs="Times New Roman"/>
-        </w:rPr>
-        <w:t xml:space="preserve"> </w:t>
-      </w:r>
-      <w:r>
-        <w:rPr>
-          <w:rFonts w:ascii="Times New Roman" w:hAnsi="Times New Roman" w:eastAsia="Times New Roman" w:cs="Times New Roman"/>
-        </w:rPr>
-        <w:t xml:space="preserve">___</w:t>
-      </w:r>
-      <w:r>
-        <w:rPr>
-          <w:rFonts w:ascii="Times New Roman" w:hAnsi="Times New Roman" w:eastAsia="Times New Roman" w:cs="Times New Roman"/>
-        </w:rPr>
-        <w:t xml:space="preserve"> </w:t>
-      </w:r>
-      <w:r>
-        <w:rPr>
-          <w:rFonts w:ascii="Times New Roman" w:hAnsi="Times New Roman" w:eastAsia="Times New Roman" w:cs="Times New Roman"/>
-        </w:rPr>
-        <w:t xml:space="preserve">## </w:t>
-      </w:r>
-      <w:r>
-        <w:rPr>
-          <w:rFonts w:hint="eastAsia" w:ascii="Times New Roman" w:hAnsi="Times New Roman" w:eastAsia="FangSong" w:cs="Times New Roman"/>
+        <w:pict>
+          <v:rect style="width:0;height:1.5pt" o:hralign="center" o:hrstd="t" o:hr="t"/>
+        </w:pict>
+      </w:r>
+    </w:p>
+    <w:bookmarkEnd w:id="76"/>
+    <w:bookmarkStart w:id="77" w:name="相关题目"/>
+    <w:p>
+      <w:pPr>
+        <w:pStyle w:val="Heading2"/>
+        <w:spacing w:before="280" w:after="120"/>
+      </w:pPr>
+      <w:r>
+        <w:rPr>
+          <w:rFonts w:hint="eastAsia" w:ascii="Times New Roman" w:hAnsi="Times New Roman" w:eastAsia="SimHei" w:cs="Times New Roman"/>
         </w:rPr>
         <w:t xml:space="preserve">相关题目</w:t>
       </w:r>
@@ -47221,8 +47058,8 @@
         <w:t>1.2</w:t>
       </w:r>
     </w:p>
-    <w:bookmarkEnd w:id="75"/>
-    <w:bookmarkStart w:id="76" w:name="第-19-题"/>
+    <w:bookmarkEnd w:id="77"/>
+    <w:bookmarkStart w:id="78" w:name="第-19-题"/>
     <w:p>
       <w:pPr>
         <w:pStyle w:val="Heading2"/>
@@ -47551,8 +47388,8 @@
         <w:t xml:space="preserve">参考答案</w:t>
       </w:r>
     </w:p>
-    <w:bookmarkEnd w:id="76"/>
-    <w:bookmarkStart w:id="77" w:name="参考答案-13"/>
+    <w:bookmarkEnd w:id="78"/>
+    <w:bookmarkStart w:id="79" w:name="参考答案-13"/>
     <w:p>
       <w:pPr>
         <w:pStyle w:val="Heading2"/>
@@ -47711,15 +47548,28 @@
         <w:rPr>
           <w:rFonts w:ascii="Times New Roman" w:hAnsi="Times New Roman" w:eastAsia="Times New Roman" w:cs="Times New Roman"/>
         </w:rPr>
-        <w:t xml:space="preserve"> M</w:t>
-      </w:r>
-      <w:r>
-        <w:rPr>
-          <w:rFonts w:ascii="Times New Roman" w:hAnsi="Times New Roman" w:eastAsia="Times New Roman" w:cs="Times New Roman"/>
-          <w:vertAlign w:val="superscript"/>
-        </w:rPr>
-        <w:t>2+</w:t>
-      </w:r>
+        <w:t xml:space="preserve"> </w:t>
+      </w:r>
+      <m:oMath>
+        <m:sSup>
+          <m:e>
+            <m:r>
+              <m:t>M</m:t>
+            </m:r>
+          </m:e>
+          <m:sup>
+            <m:r>
+              <m:t>2</m:t>
+            </m:r>
+            <m:r>
+              <m:rPr>
+                <m:sty m:val="p"/>
+              </m:rPr>
+              <m:t>+</m:t>
+            </m:r>
+          </m:sup>
+        </m:sSup>
+      </m:oMath>
       <w:r>
         <w:rPr>
           <w:rFonts w:ascii="Times New Roman" w:hAnsi="Times New Roman" w:eastAsia="Times New Roman" w:cs="Times New Roman"/>
@@ -47802,15 +47652,28 @@
         <w:rPr>
           <w:rFonts w:ascii="Times New Roman" w:hAnsi="Times New Roman" w:eastAsia="Times New Roman" w:cs="Times New Roman"/>
         </w:rPr>
-        <w:t>。M</w:t>
-      </w:r>
-      <w:r>
-        <w:rPr>
-          <w:rFonts w:ascii="Times New Roman" w:hAnsi="Times New Roman" w:eastAsia="Times New Roman" w:cs="Times New Roman"/>
-          <w:vertAlign w:val="superscript"/>
-        </w:rPr>
-        <w:t>2+</w:t>
-      </w:r>
+        <w:t xml:space="preserve">。</w:t>
+      </w:r>
+      <m:oMath>
+        <m:sSup>
+          <m:e>
+            <m:r>
+              <m:t>M</m:t>
+            </m:r>
+          </m:e>
+          <m:sup>
+            <m:r>
+              <m:t>2</m:t>
+            </m:r>
+            <m:r>
+              <m:rPr>
+                <m:sty m:val="p"/>
+              </m:rPr>
+              <m:t>+</m:t>
+            </m:r>
+          </m:sup>
+        </m:sSup>
+      </m:oMath>
       <w:r>
         <w:rPr>
           <w:rFonts w:ascii="Times New Roman" w:hAnsi="Times New Roman" w:eastAsia="Times New Roman" w:cs="Times New Roman"/>
@@ -48385,8 +48248,8 @@
         <w:t>。</w:t>
       </w:r>
     </w:p>
-    <w:bookmarkEnd w:id="77"/>
-    <w:bookmarkStart w:id="78" w:name="知识点映射-7"/>
+    <w:bookmarkEnd w:id="79"/>
+    <w:bookmarkStart w:id="80" w:name="知识点映射-8"/>
     <w:p>
       <w:pPr>
         <w:pStyle w:val="Heading2"/>
@@ -48490,8 +48353,8 @@
         <w:t>2</w:t>
       </w:r>
     </w:p>
-    <w:bookmarkEnd w:id="78"/>
-    <w:bookmarkStart w:id="79" w:name="第-20-题"/>
+    <w:bookmarkEnd w:id="80"/>
+    <w:bookmarkStart w:id="81" w:name="第-20-题"/>
     <w:p>
       <w:pPr>
         <w:pStyle w:val="Heading2"/>
@@ -48655,33 +48518,83 @@
         <w:rPr>
           <w:rFonts w:ascii="Times New Roman" w:hAnsi="Times New Roman" w:eastAsia="Times New Roman" w:cs="Times New Roman"/>
         </w:rPr>
-        <w:t xml:space="preserve"> BaCl</w:t>
-      </w:r>
-      <w:r>
-        <w:rPr>
-          <w:rFonts w:ascii="Times New Roman" w:hAnsi="Times New Roman" w:eastAsia="Times New Roman" w:cs="Times New Roman"/>
-          <w:vertAlign w:val="subscript"/>
-        </w:rPr>
-        <w:t>2</w:t>
-      </w:r>
-      <w:r>
-        <w:rPr>
-          <w:rFonts w:ascii="Times New Roman" w:hAnsi="Times New Roman" w:eastAsia="Times New Roman" w:cs="Times New Roman"/>
-        </w:rPr>
-        <w:t xml:space="preserve"> , BaCO</w:t>
-      </w:r>
-      <w:r>
-        <w:rPr>
-          <w:rFonts w:ascii="Times New Roman" w:hAnsi="Times New Roman" w:eastAsia="Times New Roman" w:cs="Times New Roman"/>
-          <w:vertAlign w:val="subscript"/>
-        </w:rPr>
-        <w:t>3</w:t>
-      </w:r>
-      <w:r>
-        <w:rPr>
-          <w:rFonts w:ascii="Times New Roman" w:hAnsi="Times New Roman" w:eastAsia="Times New Roman" w:cs="Times New Roman"/>
-        </w:rPr>
-        <w:t xml:space="preserve"> , BaO;</w:t>
+        <w:t xml:space="preserve"> </w:t>
+      </w:r>
+      <m:oMath>
+        <m:r>
+          <m:t>B</m:t>
+        </m:r>
+        <m:r>
+          <m:t>a</m:t>
+        </m:r>
+        <m:r>
+          <m:t>C</m:t>
+        </m:r>
+        <m:sSub>
+          <m:e>
+            <m:r>
+              <m:t>l</m:t>
+            </m:r>
+          </m:e>
+          <m:sub>
+            <m:r>
+              <m:t>2</m:t>
+            </m:r>
+          </m:sub>
+        </m:sSub>
+      </m:oMath>
+      <w:r>
+        <w:rPr>
+          <w:rFonts w:ascii="Times New Roman" w:hAnsi="Times New Roman" w:eastAsia="Times New Roman" w:cs="Times New Roman"/>
+        </w:rPr>
+        <w:t xml:space="preserve"> </w:t>
+      </w:r>
+      <w:r>
+        <w:rPr>
+          <w:rFonts w:ascii="Times New Roman" w:hAnsi="Times New Roman" w:eastAsia="Times New Roman" w:cs="Times New Roman"/>
+        </w:rPr>
+        <w:t xml:space="preserve">,</w:t>
+      </w:r>
+      <w:r>
+        <w:rPr>
+          <w:rFonts w:ascii="Times New Roman" w:hAnsi="Times New Roman" w:eastAsia="Times New Roman" w:cs="Times New Roman"/>
+        </w:rPr>
+        <w:t xml:space="preserve"> </w:t>
+      </w:r>
+      <m:oMath>
+        <m:r>
+          <m:t>B</m:t>
+        </m:r>
+        <m:r>
+          <m:t>a</m:t>
+        </m:r>
+        <m:r>
+          <m:t>C</m:t>
+        </m:r>
+        <m:sSub>
+          <m:e>
+            <m:r>
+              <m:t>O</m:t>
+            </m:r>
+          </m:e>
+          <m:sub>
+            <m:r>
+              <m:t>3</m:t>
+            </m:r>
+          </m:sub>
+        </m:sSub>
+      </m:oMath>
+      <w:r>
+        <w:rPr>
+          <w:rFonts w:ascii="Times New Roman" w:hAnsi="Times New Roman" w:eastAsia="Times New Roman" w:cs="Times New Roman"/>
+        </w:rPr>
+        <w:t xml:space="preserve"> </w:t>
+      </w:r>
+      <w:r>
+        <w:rPr>
+          <w:rFonts w:ascii="Times New Roman" w:hAnsi="Times New Roman" w:eastAsia="Times New Roman" w:cs="Times New Roman"/>
+        </w:rPr>
+        <w:t xml:space="preserve">, BaO;</w:t>
       </w:r>
     </w:p>
     <w:p>
@@ -50019,13 +49932,7 @@
                 </m:e>
                 <m:lim>
                   <m:r>
-                    <m:t>1</m:t>
-                  </m:r>
-                  <m:r>
-                    <m:t>8</m:t>
-                  </m:r>
-                  <m:r>
-                    <m:t>0</m:t>
+                    <m:t>180</m:t>
                   </m:r>
                   <m:r>
                     <m:rPr>
@@ -50033,16 +49940,10 @@
                     </m:rPr>
                     <m:t>∼</m:t>
                   </m:r>
-                  <m:r>
-                    <m:t>2</m:t>
-                  </m:r>
-                  <m:r>
-                    <m:t>0</m:t>
-                  </m:r>
                   <m:sSup>
                     <m:e>
                       <m:r>
-                        <m:t>0</m:t>
+                        <m:t>200</m:t>
                       </m:r>
                     </m:e>
                     <m:sup>
@@ -50159,13 +50060,7 @@
                 </m:e>
                 <m:lim>
                   <m:r>
-                    <m:t>3</m:t>
-                  </m:r>
-                  <m:r>
-                    <m:t>0</m:t>
-                  </m:r>
-                  <m:r>
-                    <m:t>0</m:t>
+                    <m:t>300</m:t>
                   </m:r>
                   <m:r>
                     <m:rPr>
@@ -50173,16 +50068,10 @@
                     </m:rPr>
                     <m:t>∼</m:t>
                   </m:r>
-                  <m:r>
-                    <m:t>4</m:t>
-                  </m:r>
-                  <m:r>
-                    <m:t>0</m:t>
-                  </m:r>
                   <m:sSup>
                     <m:e>
                       <m:r>
-                        <m:t>0</m:t>
+                        <m:t>400</m:t>
                       </m:r>
                     </m:e>
                     <m:sup>
@@ -50278,15 +50167,42 @@
         <w:rPr>
           <w:rFonts w:ascii="Times New Roman" w:hAnsi="Times New Roman" w:eastAsia="Times New Roman" w:cs="Times New Roman"/>
         </w:rPr>
-        <w:t xml:space="preserve"> NaHCO</w:t>
-      </w:r>
-      <w:r>
-        <w:rPr>
-          <w:rFonts w:ascii="Times New Roman" w:hAnsi="Times New Roman" w:eastAsia="Times New Roman" w:cs="Times New Roman"/>
-          <w:vertAlign w:val="subscript"/>
-        </w:rPr>
-        <w:t>3</w:t>
-      </w:r>
+        <w:t xml:space="preserve"> </w:t>
+      </w:r>
+      <m:oMath>
+        <m:oMathPr>
+          <m:ctrlPr>
+            <w:rPr>
+              <w:sz w:val="28"/>
+              <w:szCs w:val="28"/>
+            </w:rPr>
+          </m:ctrlPr>
+        </m:oMathPr>
+        <m:r>
+          <m:t>N</m:t>
+        </m:r>
+        <m:r>
+          <m:t>a</m:t>
+        </m:r>
+        <m:r>
+          <m:t>H</m:t>
+        </m:r>
+        <m:r>
+          <m:t>C</m:t>
+        </m:r>
+        <m:sSub>
+          <m:e>
+            <m:r>
+              <m:t>O</m:t>
+            </m:r>
+          </m:e>
+          <m:sub>
+            <m:r>
+              <m:t>3</m:t>
+            </m:r>
+          </m:sub>
+        </m:sSub>
+      </m:oMath>
       <w:r>
         <w:rPr>
           <w:rFonts w:ascii="Times New Roman" w:hAnsi="Times New Roman" w:eastAsia="Times New Roman" w:cs="Times New Roman"/>
@@ -50309,15 +50225,42 @@
         <w:rPr>
           <w:rFonts w:ascii="Times New Roman" w:hAnsi="Times New Roman" w:eastAsia="Times New Roman" w:cs="Times New Roman"/>
         </w:rPr>
-        <w:t xml:space="preserve"> NaHCO</w:t>
-      </w:r>
-      <w:r>
-        <w:rPr>
-          <w:rFonts w:ascii="Times New Roman" w:hAnsi="Times New Roman" w:eastAsia="Times New Roman" w:cs="Times New Roman"/>
-          <w:vertAlign w:val="subscript"/>
-        </w:rPr>
-        <w:t>3</w:t>
-      </w:r>
+        <w:t xml:space="preserve"> </w:t>
+      </w:r>
+      <m:oMath>
+        <m:oMathPr>
+          <m:ctrlPr>
+            <w:rPr>
+              <w:sz w:val="28"/>
+              <w:szCs w:val="28"/>
+            </w:rPr>
+          </m:ctrlPr>
+        </m:oMathPr>
+        <m:r>
+          <m:t>N</m:t>
+        </m:r>
+        <m:r>
+          <m:t>a</m:t>
+        </m:r>
+        <m:r>
+          <m:t>H</m:t>
+        </m:r>
+        <m:r>
+          <m:t>C</m:t>
+        </m:r>
+        <m:sSub>
+          <m:e>
+            <m:r>
+              <m:t>O</m:t>
+            </m:r>
+          </m:e>
+          <m:sub>
+            <m:r>
+              <m:t>3</m:t>
+            </m:r>
+          </m:sub>
+        </m:sSub>
+      </m:oMath>
       <w:r>
         <w:rPr>
           <w:rFonts w:ascii="Times New Roman" w:hAnsi="Times New Roman" w:eastAsia="Times New Roman" w:cs="Times New Roman"/>
@@ -51567,8 +51510,8 @@
         <w:t>。</w:t>
       </w:r>
     </w:p>
-    <w:bookmarkEnd w:id="79"/>
-    <w:bookmarkEnd w:id="80"/>
+    <w:bookmarkEnd w:id="81"/>
+    <w:bookmarkEnd w:id="82"/>
     <w:sectPr>
       <w:footerReference w:type="default" r:id="rId9"/>
       <w:footnotePr>
@@ -53309,7 +53252,7 @@
     <ns0:name ns0:val="Verbatim Char"/>
     <ns0:basedOn ns0:val="BodyTextChar"/>
     <ns0:rPr>
-      <ns0:rFonts ns0:ascii="Times New Roman" ns0:cs="Times New Roman" ns0:eastAsia="FangSong" ns0:hAnsi="Times New Roman"/>
+      <ns0:rFonts ns0:ascii="SimSun" ns0:cs="SimSun" ns0:eastAsia="SimSun" ns0:hAnsi="SimSun"/>
       <ns0:b ns0:val="0"/>
       <ns0:sz ns0:val="20"/>
     </ns0:rPr>
@@ -53371,7 +53314,7 @@
       <w:wordWrap w:val="off"/>
     </w:pPr>
     <ns0:rPr>
-      <w:rFonts ns0:ascii="Times New Roman" ns0:hAnsi="Times New Roman" ns0:eastAsia="FangSong" ns0:cs="Times New Roman"/>
+      <w:rFonts ns0:ascii="SimSun" ns0:hAnsi="SimSun" ns0:eastAsia="SimSun" ns0:cs="SimSun"/>
     </ns0:rPr>
   </w:style>
   <w:style w:type="character" w:customStyle="1" w:styleId="KeywordTok">

--- a/00-首页/题组Word/第二轮习题集/第二轮习题集-元素与分析二-教师版.docx
+++ b/00-首页/题组Word/第二轮习题集/第二轮习题集-元素与分析二-教师版.docx
@@ -4079,6 +4079,8 @@
     <w:p>
       <w:pPr>
         <w:pStyle w:val="BodyText"/>
+        <w:ind w:left="480" w:hanging="480"/>
+        <w:spacing w:after="0"/>
       </w:pPr>
       <w:r>
         <w:rPr>
@@ -4168,7 +4170,20 @@
         <w:rPr>
           <w:rFonts w:ascii="Times New Roman" w:hAnsi="Times New Roman" w:eastAsia="Times New Roman" w:cs="Times New Roman"/>
         </w:rPr>
-        <w:t xml:space="preserve">- A. </w:t>
+        <w:t xml:space="preserve">- </w:t>
+      </w:r>
+    </w:p>
+    <w:p>
+      <w:pPr>
+        <w:pStyle w:val="BodyText"/>
+        <w:ind w:left="480" w:hanging="480"/>
+        <w:spacing w:before="0" w:after="0"/>
+      </w:pPr>
+      <w:r>
+        <w:rPr>
+          <w:rFonts w:ascii="Times New Roman" w:hAnsi="Times New Roman" w:eastAsia="Times New Roman" w:cs="Times New Roman"/>
+        </w:rPr>
+        <w:t xml:space="preserve">A. </w:t>
       </w:r>
       <w:r>
         <w:rPr>
@@ -4219,7 +4234,20 @@
         <w:rPr>
           <w:rFonts w:ascii="Times New Roman" w:hAnsi="Times New Roman" w:eastAsia="Times New Roman" w:cs="Times New Roman"/>
         </w:rPr>
-        <w:t xml:space="preserve"> mol　　B. </w:t>
+        <w:t xml:space="preserve"> mol　　</w:t>
+      </w:r>
+    </w:p>
+    <w:p>
+      <w:pPr>
+        <w:pStyle w:val="BodyText"/>
+        <w:ind w:left="480" w:hanging="480"/>
+        <w:spacing w:before="0" w:after="0"/>
+      </w:pPr>
+      <w:r>
+        <w:rPr>
+          <w:rFonts w:ascii="Times New Roman" w:hAnsi="Times New Roman" w:eastAsia="Times New Roman" w:cs="Times New Roman"/>
+        </w:rPr>
+        <w:t xml:space="preserve">B. </w:t>
       </w:r>
       <w:r>
         <w:rPr>
@@ -4295,7 +4323,20 @@
         <w:rPr>
           <w:rFonts w:ascii="Times New Roman" w:hAnsi="Times New Roman" w:eastAsia="Times New Roman" w:cs="Times New Roman"/>
         </w:rPr>
-        <w:t xml:space="preserve">- C. </w:t>
+        <w:t xml:space="preserve">- </w:t>
+      </w:r>
+    </w:p>
+    <w:p>
+      <w:pPr>
+        <w:pStyle w:val="BodyText"/>
+        <w:ind w:left="480" w:hanging="480"/>
+        <w:spacing w:before="0" w:after="0"/>
+      </w:pPr>
+      <w:r>
+        <w:rPr>
+          <w:rFonts w:ascii="Times New Roman" w:hAnsi="Times New Roman" w:eastAsia="Times New Roman" w:cs="Times New Roman"/>
+        </w:rPr>
+        <w:t xml:space="preserve">C. </w:t>
       </w:r>
       <w:r>
         <w:rPr>
@@ -4346,7 +4387,20 @@
         <w:rPr>
           <w:rFonts w:ascii="Times New Roman" w:hAnsi="Times New Roman" w:eastAsia="Times New Roman" w:cs="Times New Roman"/>
         </w:rPr>
-        <w:t xml:space="preserve"> mol　　D. </w:t>
+        <w:t xml:space="preserve"> mol　　</w:t>
+      </w:r>
+    </w:p>
+    <w:p>
+      <w:pPr>
+        <w:pStyle w:val="BodyText"/>
+        <w:ind w:left="480" w:hanging="480"/>
+        <w:spacing w:before="0" w:after="180"/>
+      </w:pPr>
+      <w:r>
+        <w:rPr>
+          <w:rFonts w:ascii="Times New Roman" w:hAnsi="Times New Roman" w:eastAsia="Times New Roman" w:cs="Times New Roman"/>
+        </w:rPr>
+        <w:t xml:space="preserve">D. </w:t>
       </w:r>
       <w:r>
         <w:rPr>
@@ -4498,6 +4552,8 @@
     <w:p>
       <w:pPr>
         <w:pStyle w:val="FirstParagraph"/>
+        <w:ind w:left="480" w:hanging="480"/>
+        <w:spacing w:after="0"/>
       </w:pPr>
       <w:r>
         <w:rPr>
@@ -4535,16 +4591,64 @@
         </w:rPr>
         <w:t xml:space="preserve"> </w:t>
       </w:r>
-      <w:r>
-        <w:rPr>
-          <w:rFonts w:ascii="Times New Roman" w:hAnsi="Times New Roman" w:eastAsia="Times New Roman" w:cs="Times New Roman"/>
-        </w:rPr>
-        <w:t xml:space="preserve">A.1.25→1.3 B.1.35→1.4 C.1.454→1.5 D.1.5456→1.6 E.1.7456→1.7</w:t>
+    </w:p>
+    <w:p>
+      <w:pPr>
+        <w:pStyle w:val="FirstParagraph"/>
+        <w:ind w:left="480" w:hanging="480"/>
+        <w:spacing w:before="0" w:after="0"/>
+      </w:pPr>
+      <w:r>
+        <w:rPr>
+          <w:rFonts w:ascii="Times New Roman" w:hAnsi="Times New Roman" w:eastAsia="Times New Roman" w:cs="Times New Roman"/>
+        </w:rPr>
+        <w:t xml:space="preserve">A.1.25→1.3 </w:t>
+      </w:r>
+    </w:p>
+    <w:p>
+      <w:pPr>
+        <w:pStyle w:val="FirstParagraph"/>
+        <w:ind w:left="480" w:hanging="480"/>
+        <w:spacing w:before="0" w:after="0"/>
+      </w:pPr>
+      <w:r>
+        <w:rPr>
+          <w:rFonts w:ascii="Times New Roman" w:hAnsi="Times New Roman" w:eastAsia="Times New Roman" w:cs="Times New Roman"/>
+        </w:rPr>
+        <w:t xml:space="preserve">B.1.35→1.4 </w:t>
+      </w:r>
+    </w:p>
+    <w:p>
+      <w:pPr>
+        <w:pStyle w:val="FirstParagraph"/>
+        <w:ind w:left="480" w:hanging="480"/>
+        <w:spacing w:before="0" w:after="0"/>
+      </w:pPr>
+      <w:r>
+        <w:rPr>
+          <w:rFonts w:ascii="Times New Roman" w:hAnsi="Times New Roman" w:eastAsia="Times New Roman" w:cs="Times New Roman"/>
+        </w:rPr>
+        <w:t xml:space="preserve">C.1.454→1.5 </w:t>
+      </w:r>
+    </w:p>
+    <w:p>
+      <w:pPr>
+        <w:pStyle w:val="FirstParagraph"/>
+        <w:ind w:left="480" w:hanging="480"/>
+        <w:spacing w:before="0" w:after="180"/>
+      </w:pPr>
+      <w:r>
+        <w:rPr>
+          <w:rFonts w:ascii="Times New Roman" w:hAnsi="Times New Roman" w:eastAsia="Times New Roman" w:cs="Times New Roman"/>
+        </w:rPr>
+        <w:t xml:space="preserve">D.1.5456→1.6 E.1.7456→1.7</w:t>
       </w:r>
     </w:p>
     <w:p>
       <w:pPr>
         <w:pStyle w:val="BodyText"/>
+        <w:ind w:left="480" w:hanging="480"/>
+        <w:spacing w:after="0"/>
       </w:pPr>
       <w:r>
         <w:rPr>
@@ -4668,23 +4772,77 @@
         <w:rPr>
           <w:rFonts w:ascii="Times New Roman" w:hAnsi="Times New Roman" w:eastAsia="Times New Roman" w:cs="Times New Roman"/>
         </w:rPr>
-        <w:t xml:space="preserve"> A.2.034 B.0.5106 C.603.8 D.0.3512 E.4000 </w:t>
-      </w:r>
-      <w:r>
-        <w:rPr>
-          <w:rFonts w:hint="eastAsia" w:ascii="Times New Roman" w:hAnsi="Times New Roman" w:eastAsia="Times New Roman" w:cs="Times New Roman"/>
-        </w:rPr>
-        <w:t xml:space="preserve">（）</w:t>
+        <w:t xml:space="preserve"> </w:t>
       </w:r>
     </w:p>
     <w:p>
       <w:pPr>
         <w:pStyle w:val="BodyText"/>
+        <w:ind w:left="480" w:hanging="480"/>
+        <w:spacing w:before="0" w:after="0"/>
       </w:pPr>
       <w:r>
         <w:rPr>
           <w:rFonts w:ascii="Times New Roman" w:hAnsi="Times New Roman" w:eastAsia="Times New Roman" w:cs="Times New Roman"/>
         </w:rPr>
+        <w:t xml:space="preserve">A.2.034 </w:t>
+      </w:r>
+    </w:p>
+    <w:p>
+      <w:pPr>
+        <w:pStyle w:val="BodyText"/>
+        <w:ind w:left="480" w:hanging="480"/>
+        <w:spacing w:before="0" w:after="0"/>
+      </w:pPr>
+      <w:r>
+        <w:rPr>
+          <w:rFonts w:ascii="Times New Roman" w:hAnsi="Times New Roman" w:eastAsia="Times New Roman" w:cs="Times New Roman"/>
+        </w:rPr>
+        <w:t xml:space="preserve">B.0.5106 </w:t>
+      </w:r>
+    </w:p>
+    <w:p>
+      <w:pPr>
+        <w:pStyle w:val="BodyText"/>
+        <w:ind w:left="480" w:hanging="480"/>
+        <w:spacing w:before="0" w:after="0"/>
+      </w:pPr>
+      <w:r>
+        <w:rPr>
+          <w:rFonts w:ascii="Times New Roman" w:hAnsi="Times New Roman" w:eastAsia="Times New Roman" w:cs="Times New Roman"/>
+        </w:rPr>
+        <w:t xml:space="preserve">C.603.8 </w:t>
+      </w:r>
+    </w:p>
+    <w:p>
+      <w:pPr>
+        <w:pStyle w:val="BodyText"/>
+        <w:ind w:left="480" w:hanging="480"/>
+        <w:spacing w:before="0" w:after="180"/>
+      </w:pPr>
+      <w:r>
+        <w:rPr>
+          <w:rFonts w:ascii="Times New Roman" w:hAnsi="Times New Roman" w:eastAsia="Times New Roman" w:cs="Times New Roman"/>
+        </w:rPr>
+        <w:t xml:space="preserve">D.0.3512 E.4000 </w:t>
+      </w:r>
+      <w:r>
+        <w:rPr>
+          <w:rFonts w:hint="eastAsia" w:ascii="Times New Roman" w:hAnsi="Times New Roman" w:eastAsia="Times New Roman" w:cs="Times New Roman"/>
+        </w:rPr>
+        <w:t xml:space="preserve">（）</w:t>
+      </w:r>
+    </w:p>
+    <w:p>
+      <w:pPr>
+        <w:pStyle w:val="BodyText"/>
+        <w:ind w:left="480" w:hanging="480"/>
+        <w:spacing w:after="0"/>
+      </w:pPr>
+      <w:r>
+        <w:rPr>
+          <w:rFonts w:ascii="Times New Roman" w:hAnsi="Times New Roman" w:eastAsia="Times New Roman" w:cs="Times New Roman"/>
+        </w:rPr>
         <w:t xml:space="preserve">X-T 4. </w:t>
       </w:r>
       <w:r>
@@ -4729,11 +4887,57 @@
         </w:rPr>
         <w:t xml:space="preserve"> </w:t>
       </w:r>
-      <w:r>
-        <w:rPr>
-          <w:rFonts w:ascii="Times New Roman" w:hAnsi="Times New Roman" w:eastAsia="Times New Roman" w:cs="Times New Roman"/>
-        </w:rPr>
-        <w:t xml:space="preserve">A. 30.582 B. 7.43 C. 1.6 D. 0.54 E. 2.4963</w:t>
+    </w:p>
+    <w:p>
+      <w:pPr>
+        <w:pStyle w:val="BodyText"/>
+        <w:ind w:left="480" w:hanging="480"/>
+        <w:spacing w:before="0" w:after="0"/>
+      </w:pPr>
+      <w:r>
+        <w:rPr>
+          <w:rFonts w:ascii="Times New Roman" w:hAnsi="Times New Roman" w:eastAsia="Times New Roman" w:cs="Times New Roman"/>
+        </w:rPr>
+        <w:t xml:space="preserve">A. 30.582 </w:t>
+      </w:r>
+    </w:p>
+    <w:p>
+      <w:pPr>
+        <w:pStyle w:val="BodyText"/>
+        <w:ind w:left="480" w:hanging="480"/>
+        <w:spacing w:before="0" w:after="0"/>
+      </w:pPr>
+      <w:r>
+        <w:rPr>
+          <w:rFonts w:ascii="Times New Roman" w:hAnsi="Times New Roman" w:eastAsia="Times New Roman" w:cs="Times New Roman"/>
+        </w:rPr>
+        <w:t xml:space="preserve">B. 7.43 </w:t>
+      </w:r>
+    </w:p>
+    <w:p>
+      <w:pPr>
+        <w:pStyle w:val="BodyText"/>
+        <w:ind w:left="480" w:hanging="480"/>
+        <w:spacing w:before="0" w:after="0"/>
+      </w:pPr>
+      <w:r>
+        <w:rPr>
+          <w:rFonts w:ascii="Times New Roman" w:hAnsi="Times New Roman" w:eastAsia="Times New Roman" w:cs="Times New Roman"/>
+        </w:rPr>
+        <w:t xml:space="preserve">C. 1.6 </w:t>
+      </w:r>
+    </w:p>
+    <w:p>
+      <w:pPr>
+        <w:pStyle w:val="BodyText"/>
+        <w:ind w:left="480" w:hanging="480"/>
+        <w:spacing w:before="0" w:after="180"/>
+      </w:pPr>
+      <w:r>
+        <w:rPr>
+          <w:rFonts w:ascii="Times New Roman" w:hAnsi="Times New Roman" w:eastAsia="Times New Roman" w:cs="Times New Roman"/>
+        </w:rPr>
+        <w:t xml:space="preserve">D. 0.54 E. 2.4963</w:t>
       </w:r>
     </w:p>
     <w:p>
@@ -14212,7 +14416,7 @@
         </w:rPr>
         <w:drawing>
           <wp:inline>
-            <wp:extent cx="3240000" cy="4584609"/>
+            <wp:extent cx="3117090" cy="4584609"/>
             <wp:effectExtent b="0" l="0" r="0" t="0"/>
             <wp:docPr descr="" title="" id="22" name="Picture"/>
             <a:graphic>
@@ -14233,7 +14437,7 @@
                   <pic:spPr bwMode="auto">
                     <a:xfrm>
                       <a:off x="0" y="0"/>
-                      <a:ext cx="3240000" cy="4584609"/>
+                      <a:ext cx="3117090" cy="4584609"/>
                     </a:xfrm>
                     <a:prstGeom prst="rect">
                       <a:avLst/>
@@ -14255,10 +14459,6 @@
     <w:p>
       <w:pPr>
         <w:pStyle w:val="Compact"/>
-        <w:numPr>
-          <w:ilvl w:val="0"/>
-          <w:numId w:val="1008"/>
-        </w:numPr>
       </w:pPr>
       <w:r>
         <w:rPr>
@@ -14289,10 +14489,6 @@
     <w:p>
       <w:pPr>
         <w:pStyle w:val="Compact"/>
-        <w:numPr>
-          <w:ilvl w:val="0"/>
-          <w:numId w:val="1008"/>
-        </w:numPr>
       </w:pPr>
       <w:r>
         <w:rPr>
@@ -14335,10 +14531,6 @@
     <w:p>
       <w:pPr>
         <w:pStyle w:val="Compact"/>
-        <w:numPr>
-          <w:ilvl w:val="0"/>
-          <w:numId w:val="1008"/>
-        </w:numPr>
       </w:pPr>
       <w:r>
         <w:rPr>
@@ -14368,10 +14560,6 @@
     <w:p>
       <w:pPr>
         <w:pStyle w:val="Compact"/>
-        <w:numPr>
-          <w:ilvl w:val="0"/>
-          <w:numId w:val="1008"/>
-        </w:numPr>
       </w:pPr>
       <w:r>
         <w:rPr>
@@ -14704,7 +14892,7 @@
         </w:rPr>
         <w:drawing>
           <wp:inline>
-            <wp:extent cx="3240000" cy="4584609"/>
+            <wp:extent cx="3087368" cy="4584609"/>
             <wp:effectExtent b="0" l="0" r="0" t="0"/>
             <wp:docPr descr="" title="" id="27" name="Picture"/>
             <a:graphic>
@@ -14725,7 +14913,7 @@
                   <pic:spPr bwMode="auto">
                     <a:xfrm>
                       <a:off x="0" y="0"/>
-                      <a:ext cx="3240000" cy="4584609"/>
+                      <a:ext cx="3087368" cy="4584609"/>
                     </a:xfrm>
                     <a:prstGeom prst="rect">
                       <a:avLst/>
@@ -14747,6 +14935,8 @@
     <w:p>
       <w:pPr>
         <w:pStyle w:val="FirstParagraph"/>
+        <w:ind w:left="480" w:hanging="480"/>
+        <w:spacing w:after="0"/>
       </w:pPr>
       <w:r>
         <w:rPr>
@@ -14764,7 +14954,20 @@
         <w:rPr>
           <w:rFonts w:ascii="Times New Roman" w:hAnsi="Times New Roman" w:eastAsia="Times New Roman" w:cs="Times New Roman"/>
         </w:rPr>
-        <w:t xml:space="preserve">- A. </w:t>
+        <w:t xml:space="preserve">- </w:t>
+      </w:r>
+    </w:p>
+    <w:p>
+      <w:pPr>
+        <w:pStyle w:val="FirstParagraph"/>
+        <w:ind w:left="480" w:hanging="480"/>
+        <w:spacing w:before="0" w:after="0"/>
+      </w:pPr>
+      <w:r>
+        <w:rPr>
+          <w:rFonts w:ascii="Times New Roman" w:hAnsi="Times New Roman" w:eastAsia="Times New Roman" w:cs="Times New Roman"/>
+        </w:rPr>
+        <w:t xml:space="preserve">A. </w:t>
       </w:r>
       <w:r>
         <w:rPr>
@@ -14806,7 +15009,20 @@
         <w:rPr>
           <w:rFonts w:ascii="Times New Roman" w:hAnsi="Times New Roman" w:eastAsia="Times New Roman" w:cs="Times New Roman"/>
         </w:rPr>
-        <w:t xml:space="preserve">- B. </w:t>
+        <w:t xml:space="preserve">- </w:t>
+      </w:r>
+    </w:p>
+    <w:p>
+      <w:pPr>
+        <w:pStyle w:val="FirstParagraph"/>
+        <w:ind w:left="480" w:hanging="480"/>
+        <w:spacing w:before="0" w:after="0"/>
+      </w:pPr>
+      <w:r>
+        <w:rPr>
+          <w:rFonts w:ascii="Times New Roman" w:hAnsi="Times New Roman" w:eastAsia="Times New Roman" w:cs="Times New Roman"/>
+        </w:rPr>
+        <w:t xml:space="preserve">B. </w:t>
       </w:r>
       <w:r>
         <w:rPr>
@@ -14848,7 +15064,20 @@
         <w:rPr>
           <w:rFonts w:ascii="Times New Roman" w:hAnsi="Times New Roman" w:eastAsia="Times New Roman" w:cs="Times New Roman"/>
         </w:rPr>
-        <w:t xml:space="preserve">- C. </w:t>
+        <w:t xml:space="preserve">- </w:t>
+      </w:r>
+    </w:p>
+    <w:p>
+      <w:pPr>
+        <w:pStyle w:val="FirstParagraph"/>
+        <w:ind w:left="480" w:hanging="480"/>
+        <w:spacing w:before="0" w:after="0"/>
+      </w:pPr>
+      <w:r>
+        <w:rPr>
+          <w:rFonts w:ascii="Times New Roman" w:hAnsi="Times New Roman" w:eastAsia="Times New Roman" w:cs="Times New Roman"/>
+        </w:rPr>
+        <w:t xml:space="preserve">C. </w:t>
       </w:r>
       <w:r>
         <w:rPr>
@@ -15004,7 +15233,20 @@
         <w:rPr>
           <w:rFonts w:ascii="Times New Roman" w:hAnsi="Times New Roman" w:eastAsia="Times New Roman" w:cs="Times New Roman"/>
         </w:rPr>
-        <w:t xml:space="preserve">- D. </w:t>
+        <w:t xml:space="preserve">- </w:t>
+      </w:r>
+    </w:p>
+    <w:p>
+      <w:pPr>
+        <w:pStyle w:val="FirstParagraph"/>
+        <w:ind w:left="480" w:hanging="480"/>
+        <w:spacing w:before="0" w:after="180"/>
+      </w:pPr>
+      <w:r>
+        <w:rPr>
+          <w:rFonts w:ascii="Times New Roman" w:hAnsi="Times New Roman" w:eastAsia="Times New Roman" w:cs="Times New Roman"/>
+        </w:rPr>
+        <w:t xml:space="preserve">D. </w:t>
       </w:r>
       <w:r>
         <w:rPr>
@@ -15967,6 +16209,8 @@
     <w:p>
       <w:pPr>
         <w:pStyle w:val="FirstParagraph"/>
+        <w:ind w:left="480" w:hanging="480"/>
+        <w:spacing w:after="0"/>
       </w:pPr>
       <w:r>
         <w:rPr>
@@ -15998,6 +16242,13 @@
         </w:rPr>
         <w:t xml:space="preserve"> </w:t>
       </w:r>
+    </w:p>
+    <w:p>
+      <w:pPr>
+        <w:pStyle w:val="FirstParagraph"/>
+        <w:ind w:left="480" w:hanging="480"/>
+        <w:spacing w:before="0" w:after="0"/>
+      </w:pPr>
       <w:r>
         <w:rPr>
           <w:rFonts w:ascii="Times New Roman" w:hAnsi="Times New Roman" w:eastAsia="Times New Roman" w:cs="Times New Roman"/>
@@ -16030,6 +16281,13 @@
         </w:rPr>
         <w:t xml:space="preserve"> </w:t>
       </w:r>
+    </w:p>
+    <w:p>
+      <w:pPr>
+        <w:pStyle w:val="FirstParagraph"/>
+        <w:ind w:left="480" w:hanging="480"/>
+        <w:spacing w:before="0" w:after="0"/>
+      </w:pPr>
       <w:r>
         <w:rPr>
           <w:rFonts w:ascii="Times New Roman" w:hAnsi="Times New Roman" w:eastAsia="Times New Roman" w:cs="Times New Roman"/>
@@ -16062,6 +16320,13 @@
         </w:rPr>
         <w:t xml:space="preserve"> </w:t>
       </w:r>
+    </w:p>
+    <w:p>
+      <w:pPr>
+        <w:pStyle w:val="FirstParagraph"/>
+        <w:ind w:left="480" w:hanging="480"/>
+        <w:spacing w:before="0" w:after="0"/>
+      </w:pPr>
       <w:r>
         <w:rPr>
           <w:rFonts w:ascii="Times New Roman" w:hAnsi="Times New Roman" w:eastAsia="Times New Roman" w:cs="Times New Roman"/>
@@ -16094,6 +16359,13 @@
         </w:rPr>
         <w:t xml:space="preserve"> </w:t>
       </w:r>
+    </w:p>
+    <w:p>
+      <w:pPr>
+        <w:pStyle w:val="FirstParagraph"/>
+        <w:ind w:left="480" w:hanging="480"/>
+        <w:spacing w:before="0" w:after="180"/>
+      </w:pPr>
       <w:r>
         <w:rPr>
           <w:rFonts w:ascii="Times New Roman" w:hAnsi="Times New Roman" w:eastAsia="Times New Roman" w:cs="Times New Roman"/>

--- a/00-首页/题组Word/第二轮习题集/第二轮习题集-元素与分析二-教师版.docx
+++ b/00-首页/题组Word/第二轮习题集/第二轮习题集-元素与分析二-教师版.docx
@@ -3171,7 +3171,7 @@
         <m:sSubSup>
           <m:e>
             <m:r>
-              <m:t>​</m:t>
+              <m:t xml:space="preserve"> </m:t>
             </m:r>
           </m:e>
           <m:sub>
@@ -3254,7 +3254,7 @@
             <m:sSup>
               <m:e>
                 <m:r>
-                  <m:t>​</m:t>
+                  <m:t xml:space="preserve"> </m:t>
                 </m:r>
               </m:e>
               <m:sup>
@@ -3320,7 +3320,7 @@
             <m:sSup>
               <m:e>
                 <m:r>
-                  <m:t>​</m:t>
+                  <m:t xml:space="preserve"> </m:t>
                 </m:r>
               </m:e>
               <m:sup>
@@ -3469,7 +3469,7 @@
         <m:sSubSup>
           <m:e>
             <m:r>
-              <m:t>​</m:t>
+              <m:t xml:space="preserve"> </m:t>
             </m:r>
           </m:e>
           <m:sub>
@@ -3605,7 +3605,7 @@
         <m:sSubSup>
           <m:e>
             <m:r>
-              <m:t>​</m:t>
+              <m:t xml:space="preserve"> </m:t>
             </m:r>
           </m:e>
           <m:sub>
@@ -3753,7 +3753,7 @@
         <m:sSubSup>
           <m:e>
             <m:r>
-              <m:t>​</m:t>
+              <m:t xml:space="preserve"> </m:t>
             </m:r>
           </m:e>
           <m:sub>
@@ -3791,7 +3791,7 @@
               <m:rPr>
                 <m:sty m:val="p"/>
               </m:rPr>
-              <m:t>​</m:t>
+              <m:t xml:space="preserve"> </m:t>
             </m:r>
           </m:e>
           <m:sub>
@@ -3829,7 +3829,7 @@
               <m:rPr>
                 <m:sty m:val="p"/>
               </m:rPr>
-              <m:t>​</m:t>
+              <m:t xml:space="preserve"> </m:t>
             </m:r>
           </m:e>
           <m:sub>
@@ -3873,7 +3873,7 @@
               <m:rPr>
                 <m:sty m:val="p"/>
               </m:rPr>
-              <m:t>​</m:t>
+              <m:t xml:space="preserve"> </m:t>
             </m:r>
           </m:e>
           <m:sub>
@@ -37436,7 +37436,7 @@
           </m:accPr>
           <m:e>
             <m:r>
-              <m:t>​</m:t>
+              <m:t xml:space="preserve"> </m:t>
             </m:r>
           </m:e>
         </m:acc>
@@ -37448,7 +37448,7 @@
           </m:e>
           <m:sub>
             <m:r>
-              <m:t>​</m:t>
+              <m:t xml:space="preserve"> </m:t>
             </m:r>
           </m:sub>
         </m:sSub>

--- a/00-首页/题组Word/第二轮习题集/第二轮习题集-元素与分析二-教师版.docx
+++ b/00-首页/题组Word/第二轮习题集/第二轮习题集-元素与分析二-教师版.docx
@@ -4079,8 +4079,8 @@
     <w:p>
       <w:pPr>
         <w:pStyle w:val="BodyText"/>
+        <w:spacing w:before="0" w:after="0"/>
         <w:ind w:left="480" w:hanging="480"/>
-        <w:spacing w:after="0"/>
       </w:pPr>
       <w:r>
         <w:rPr>
@@ -4176,8 +4176,8 @@
     <w:p>
       <w:pPr>
         <w:pStyle w:val="BodyText"/>
+        <w:spacing w:before="0" w:after="0"/>
         <w:ind w:left="480" w:hanging="480"/>
-        <w:spacing w:before="0" w:after="0"/>
       </w:pPr>
       <w:r>
         <w:rPr>
@@ -4240,8 +4240,8 @@
     <w:p>
       <w:pPr>
         <w:pStyle w:val="BodyText"/>
+        <w:spacing w:before="0" w:after="0"/>
         <w:ind w:left="480" w:hanging="480"/>
-        <w:spacing w:before="0" w:after="0"/>
       </w:pPr>
       <w:r>
         <w:rPr>
@@ -4329,8 +4329,8 @@
     <w:p>
       <w:pPr>
         <w:pStyle w:val="BodyText"/>
+        <w:spacing w:before="0" w:after="0"/>
         <w:ind w:left="480" w:hanging="480"/>
-        <w:spacing w:before="0" w:after="0"/>
       </w:pPr>
       <w:r>
         <w:rPr>
@@ -4393,8 +4393,8 @@
     <w:p>
       <w:pPr>
         <w:pStyle w:val="BodyText"/>
+        <w:spacing w:before="0" w:after="0"/>
         <w:ind w:left="480" w:hanging="480"/>
-        <w:spacing w:before="0" w:after="180"/>
       </w:pPr>
       <w:r>
         <w:rPr>
@@ -4552,8 +4552,8 @@
     <w:p>
       <w:pPr>
         <w:pStyle w:val="FirstParagraph"/>
+        <w:spacing w:before="0" w:after="0"/>
         <w:ind w:left="480" w:hanging="480"/>
-        <w:spacing w:after="0"/>
       </w:pPr>
       <w:r>
         <w:rPr>
@@ -4595,8 +4595,8 @@
     <w:p>
       <w:pPr>
         <w:pStyle w:val="FirstParagraph"/>
+        <w:spacing w:before="0" w:after="0"/>
         <w:ind w:left="480" w:hanging="480"/>
-        <w:spacing w:before="0" w:after="0"/>
       </w:pPr>
       <w:r>
         <w:rPr>
@@ -4608,8 +4608,8 @@
     <w:p>
       <w:pPr>
         <w:pStyle w:val="FirstParagraph"/>
+        <w:spacing w:before="0" w:after="0"/>
         <w:ind w:left="480" w:hanging="480"/>
-        <w:spacing w:before="0" w:after="0"/>
       </w:pPr>
       <w:r>
         <w:rPr>
@@ -4621,8 +4621,8 @@
     <w:p>
       <w:pPr>
         <w:pStyle w:val="FirstParagraph"/>
+        <w:spacing w:before="0" w:after="0"/>
         <w:ind w:left="480" w:hanging="480"/>
-        <w:spacing w:before="0" w:after="0"/>
       </w:pPr>
       <w:r>
         <w:rPr>
@@ -4634,8 +4634,8 @@
     <w:p>
       <w:pPr>
         <w:pStyle w:val="FirstParagraph"/>
+        <w:spacing w:before="0" w:after="0"/>
         <w:ind w:left="480" w:hanging="480"/>
-        <w:spacing w:before="0" w:after="180"/>
       </w:pPr>
       <w:r>
         <w:rPr>
@@ -4647,8 +4647,8 @@
     <w:p>
       <w:pPr>
         <w:pStyle w:val="BodyText"/>
+        <w:spacing w:before="0" w:after="0"/>
         <w:ind w:left="480" w:hanging="480"/>
-        <w:spacing w:after="0"/>
       </w:pPr>
       <w:r>
         <w:rPr>
@@ -4778,8 +4778,8 @@
     <w:p>
       <w:pPr>
         <w:pStyle w:val="BodyText"/>
+        <w:spacing w:before="0" w:after="0"/>
         <w:ind w:left="480" w:hanging="480"/>
-        <w:spacing w:before="0" w:after="0"/>
       </w:pPr>
       <w:r>
         <w:rPr>
@@ -4791,8 +4791,8 @@
     <w:p>
       <w:pPr>
         <w:pStyle w:val="BodyText"/>
+        <w:spacing w:before="0" w:after="0"/>
         <w:ind w:left="480" w:hanging="480"/>
-        <w:spacing w:before="0" w:after="0"/>
       </w:pPr>
       <w:r>
         <w:rPr>
@@ -4804,8 +4804,8 @@
     <w:p>
       <w:pPr>
         <w:pStyle w:val="BodyText"/>
+        <w:spacing w:before="0" w:after="0"/>
         <w:ind w:left="480" w:hanging="480"/>
-        <w:spacing w:before="0" w:after="0"/>
       </w:pPr>
       <w:r>
         <w:rPr>
@@ -4817,8 +4817,8 @@
     <w:p>
       <w:pPr>
         <w:pStyle w:val="BodyText"/>
+        <w:spacing w:before="0" w:after="0"/>
         <w:ind w:left="480" w:hanging="480"/>
-        <w:spacing w:before="0" w:after="180"/>
       </w:pPr>
       <w:r>
         <w:rPr>
@@ -4836,8 +4836,8 @@
     <w:p>
       <w:pPr>
         <w:pStyle w:val="BodyText"/>
+        <w:spacing w:before="0" w:after="0"/>
         <w:ind w:left="480" w:hanging="480"/>
-        <w:spacing w:after="0"/>
       </w:pPr>
       <w:r>
         <w:rPr>
@@ -4891,8 +4891,8 @@
     <w:p>
       <w:pPr>
         <w:pStyle w:val="BodyText"/>
+        <w:spacing w:before="0" w:after="0"/>
         <w:ind w:left="480" w:hanging="480"/>
-        <w:spacing w:before="0" w:after="0"/>
       </w:pPr>
       <w:r>
         <w:rPr>
@@ -4904,8 +4904,8 @@
     <w:p>
       <w:pPr>
         <w:pStyle w:val="BodyText"/>
+        <w:spacing w:before="0" w:after="0"/>
         <w:ind w:left="480" w:hanging="480"/>
-        <w:spacing w:before="0" w:after="0"/>
       </w:pPr>
       <w:r>
         <w:rPr>
@@ -4917,8 +4917,8 @@
     <w:p>
       <w:pPr>
         <w:pStyle w:val="BodyText"/>
+        <w:spacing w:before="0" w:after="0"/>
         <w:ind w:left="480" w:hanging="480"/>
-        <w:spacing w:before="0" w:after="0"/>
       </w:pPr>
       <w:r>
         <w:rPr>
@@ -4930,8 +4930,8 @@
     <w:p>
       <w:pPr>
         <w:pStyle w:val="BodyText"/>
+        <w:spacing w:before="0" w:after="0"/>
         <w:ind w:left="480" w:hanging="480"/>
-        <w:spacing w:before="0" w:after="180"/>
       </w:pPr>
       <w:r>
         <w:rPr>
@@ -14459,6 +14459,7 @@
     <w:p>
       <w:pPr>
         <w:pStyle w:val="Compact"/>
+        <w:spacing w:before="0" w:after="0"/>
       </w:pPr>
       <w:r>
         <w:rPr>
@@ -14489,6 +14490,7 @@
     <w:p>
       <w:pPr>
         <w:pStyle w:val="Compact"/>
+        <w:spacing w:before="0" w:after="0"/>
       </w:pPr>
       <w:r>
         <w:rPr>
@@ -14531,6 +14533,7 @@
     <w:p>
       <w:pPr>
         <w:pStyle w:val="Compact"/>
+        <w:spacing w:before="0" w:after="0"/>
       </w:pPr>
       <w:r>
         <w:rPr>
@@ -14560,6 +14563,7 @@
     <w:p>
       <w:pPr>
         <w:pStyle w:val="Compact"/>
+        <w:spacing w:before="0" w:after="0"/>
       </w:pPr>
       <w:r>
         <w:rPr>
@@ -14935,8 +14939,8 @@
     <w:p>
       <w:pPr>
         <w:pStyle w:val="FirstParagraph"/>
+        <w:spacing w:before="0" w:after="0"/>
         <w:ind w:left="480" w:hanging="480"/>
-        <w:spacing w:after="0"/>
       </w:pPr>
       <w:r>
         <w:rPr>
@@ -14960,8 +14964,8 @@
     <w:p>
       <w:pPr>
         <w:pStyle w:val="FirstParagraph"/>
+        <w:spacing w:before="0" w:after="0"/>
         <w:ind w:left="480" w:hanging="480"/>
-        <w:spacing w:before="0" w:after="0"/>
       </w:pPr>
       <w:r>
         <w:rPr>
@@ -15015,8 +15019,8 @@
     <w:p>
       <w:pPr>
         <w:pStyle w:val="FirstParagraph"/>
+        <w:spacing w:before="0" w:after="0"/>
         <w:ind w:left="480" w:hanging="480"/>
-        <w:spacing w:before="0" w:after="0"/>
       </w:pPr>
       <w:r>
         <w:rPr>
@@ -15070,8 +15074,8 @@
     <w:p>
       <w:pPr>
         <w:pStyle w:val="FirstParagraph"/>
+        <w:spacing w:before="0" w:after="0"/>
         <w:ind w:left="480" w:hanging="480"/>
-        <w:spacing w:before="0" w:after="0"/>
       </w:pPr>
       <w:r>
         <w:rPr>
@@ -15239,8 +15243,8 @@
     <w:p>
       <w:pPr>
         <w:pStyle w:val="FirstParagraph"/>
+        <w:spacing w:before="0" w:after="0"/>
         <w:ind w:left="480" w:hanging="480"/>
-        <w:spacing w:before="0" w:after="180"/>
       </w:pPr>
       <w:r>
         <w:rPr>
@@ -16209,8 +16213,8 @@
     <w:p>
       <w:pPr>
         <w:pStyle w:val="FirstParagraph"/>
+        <w:spacing w:before="0" w:after="0"/>
         <w:ind w:left="480" w:hanging="480"/>
-        <w:spacing w:after="0"/>
       </w:pPr>
       <w:r>
         <w:rPr>
@@ -16246,8 +16250,8 @@
     <w:p>
       <w:pPr>
         <w:pStyle w:val="FirstParagraph"/>
+        <w:spacing w:before="0" w:after="0"/>
         <w:ind w:left="480" w:hanging="480"/>
-        <w:spacing w:before="0" w:after="0"/>
       </w:pPr>
       <w:r>
         <w:rPr>
@@ -16285,8 +16289,8 @@
     <w:p>
       <w:pPr>
         <w:pStyle w:val="FirstParagraph"/>
+        <w:spacing w:before="0" w:after="0"/>
         <w:ind w:left="480" w:hanging="480"/>
-        <w:spacing w:before="0" w:after="0"/>
       </w:pPr>
       <w:r>
         <w:rPr>
@@ -16324,8 +16328,8 @@
     <w:p>
       <w:pPr>
         <w:pStyle w:val="FirstParagraph"/>
+        <w:spacing w:before="0" w:after="0"/>
         <w:ind w:left="480" w:hanging="480"/>
-        <w:spacing w:before="0" w:after="0"/>
       </w:pPr>
       <w:r>
         <w:rPr>
@@ -16363,8 +16367,8 @@
     <w:p>
       <w:pPr>
         <w:pStyle w:val="FirstParagraph"/>
+        <w:spacing w:before="0" w:after="0"/>
         <w:ind w:left="480" w:hanging="480"/>
-        <w:spacing w:before="0" w:after="180"/>
       </w:pPr>
       <w:r>
         <w:rPr>
@@ -19998,6 +20002,14 @@
       <w:tblPr>
         <w:tblStyle w:val="Table"/>
         <w:tblW w:type="auto" w:w="0"/>
+        <w:tblBorders>
+          <w:top w:val="single" w:sz="12" w:space="0" w:color="000000"/>
+          <w:left w:val="none" w:sz="0" w:space="0" w:color="auto"/>
+          <w:bottom w:val="single" w:sz="12" w:space="0" w:color="000000"/>
+          <w:right w:val="none" w:sz="0" w:space="0" w:color="auto"/>
+          <w:insideH w:val="none" w:sz="0" w:space="0" w:color="auto"/>
+          <w:insideV w:val="none" w:sz="0" w:space="0" w:color="auto"/>
+        </w:tblBorders>
         <w:tblLook w:firstRow="1" w:lastRow="0" w:firstColumn="0" w:lastColumn="0" w:noHBand="0" w:noVBand="0" w:val="0020"/>
       </w:tblPr>
       <w:tblGrid>
@@ -20010,7 +20022,11 @@
           <w:tblHeader w:val="on"/>
         </w:trPr>
         <w:tc>
-          <w:tcPr/>
+          <w:tcPr>
+            <w:tcBorders>
+              <w:bottom w:val="single" w:sz="8" w:space="0" w:color="000000"/>
+            </w:tcBorders>
+          </w:tcPr>
           <w:p>
             <w:pPr>
               <w:pStyle w:val="Compact"/>
@@ -20033,7 +20049,11 @@
           </w:p>
         </w:tc>
         <w:tc>
-          <w:tcPr/>
+          <w:tcPr>
+            <w:tcBorders>
+              <w:bottom w:val="single" w:sz="8" w:space="0" w:color="000000"/>
+            </w:tcBorders>
+          </w:tcPr>
           <w:p>
             <w:pPr>
               <w:pStyle w:val="Compact"/>
@@ -20049,7 +20069,11 @@
           </w:p>
         </w:tc>
         <w:tc>
-          <w:tcPr/>
+          <w:tcPr>
+            <w:tcBorders>
+              <w:bottom w:val="single" w:sz="8" w:space="0" w:color="000000"/>
+            </w:tcBorders>
+          </w:tcPr>
           <w:p>
             <w:pPr>
               <w:pStyle w:val="Compact"/>
@@ -20779,6 +20803,14 @@
         <w:tblStyle w:val="Table"/>
         <w:tblW w:type="pct" w:w="5000"/>
         <w:tblLayout w:type="fixed"/>
+        <w:tblBorders>
+          <w:top w:val="single" w:sz="12" w:space="0" w:color="000000"/>
+          <w:left w:val="none" w:sz="0" w:space="0" w:color="auto"/>
+          <w:bottom w:val="single" w:sz="12" w:space="0" w:color="000000"/>
+          <w:right w:val="none" w:sz="0" w:space="0" w:color="auto"/>
+          <w:insideH w:val="none" w:sz="0" w:space="0" w:color="auto"/>
+          <w:insideV w:val="none" w:sz="0" w:space="0" w:color="auto"/>
+        </w:tblBorders>
         <w:tblLook w:firstRow="1" w:lastRow="0" w:firstColumn="0" w:lastColumn="0" w:noHBand="0" w:noVBand="0" w:val="0020"/>
       </w:tblPr>
       <w:tblGrid>
@@ -20792,7 +20824,11 @@
           <w:tblHeader w:val="on"/>
         </w:trPr>
         <w:tc>
-          <w:tcPr/>
+          <w:tcPr>
+            <w:tcBorders>
+              <w:bottom w:val="single" w:sz="8" w:space="0" w:color="000000"/>
+            </w:tcBorders>
+          </w:tcPr>
           <w:p>
             <w:pPr>
               <w:pStyle w:val="Compact"/>
@@ -20808,7 +20844,11 @@
           </w:p>
         </w:tc>
         <w:tc>
-          <w:tcPr/>
+          <w:tcPr>
+            <w:tcBorders>
+              <w:bottom w:val="single" w:sz="8" w:space="0" w:color="000000"/>
+            </w:tcBorders>
+          </w:tcPr>
           <w:p>
             <w:pPr>
               <w:pStyle w:val="Compact"/>
@@ -20824,7 +20864,11 @@
           </w:p>
         </w:tc>
         <w:tc>
-          <w:tcPr/>
+          <w:tcPr>
+            <w:tcBorders>
+              <w:bottom w:val="single" w:sz="8" w:space="0" w:color="000000"/>
+            </w:tcBorders>
+          </w:tcPr>
           <w:p>
             <w:pPr>
               <w:pStyle w:val="Compact"/>
@@ -20840,7 +20884,11 @@
           </w:p>
         </w:tc>
         <w:tc>
-          <w:tcPr/>
+          <w:tcPr>
+            <w:tcBorders>
+              <w:bottom w:val="single" w:sz="8" w:space="0" w:color="000000"/>
+            </w:tcBorders>
+          </w:tcPr>
           <w:p>
             <w:pPr>
               <w:pStyle w:val="Compact"/>
@@ -23067,6 +23115,14 @@
       <w:tblPr>
         <w:tblStyle w:val="Table"/>
         <w:tblW w:type="auto" w:w="0"/>
+        <w:tblBorders>
+          <w:top w:val="single" w:sz="12" w:space="0" w:color="000000"/>
+          <w:left w:val="none" w:sz="0" w:space="0" w:color="auto"/>
+          <w:bottom w:val="single" w:sz="12" w:space="0" w:color="000000"/>
+          <w:right w:val="none" w:sz="0" w:space="0" w:color="auto"/>
+          <w:insideH w:val="none" w:sz="0" w:space="0" w:color="auto"/>
+          <w:insideV w:val="none" w:sz="0" w:space="0" w:color="auto"/>
+        </w:tblBorders>
         <w:tblLook w:firstRow="1" w:lastRow="0" w:firstColumn="0" w:lastColumn="0" w:noHBand="0" w:noVBand="0" w:val="0020"/>
       </w:tblPr>
       <w:tblGrid>
@@ -23079,7 +23135,11 @@
           <w:tblHeader w:val="on"/>
         </w:trPr>
         <w:tc>
-          <w:tcPr/>
+          <w:tcPr>
+            <w:tcBorders>
+              <w:bottom w:val="single" w:sz="8" w:space="0" w:color="000000"/>
+            </w:tcBorders>
+          </w:tcPr>
           <w:p>
             <w:pPr>
               <w:pStyle w:val="Compact"/>
@@ -23102,7 +23162,11 @@
           </w:p>
         </w:tc>
         <w:tc>
-          <w:tcPr/>
+          <w:tcPr>
+            <w:tcBorders>
+              <w:bottom w:val="single" w:sz="8" w:space="0" w:color="000000"/>
+            </w:tcBorders>
+          </w:tcPr>
           <w:p>
             <w:pPr>
               <w:pStyle w:val="Compact"/>
@@ -23118,7 +23182,11 @@
           </w:p>
         </w:tc>
         <w:tc>
-          <w:tcPr/>
+          <w:tcPr>
+            <w:tcBorders>
+              <w:bottom w:val="single" w:sz="8" w:space="0" w:color="000000"/>
+            </w:tcBorders>
+          </w:tcPr>
           <w:p>
             <w:pPr>
               <w:pStyle w:val="Compact"/>
@@ -23702,6 +23770,14 @@
         <w:tblStyle w:val="Table"/>
         <w:tblW w:type="pct" w:w="5000"/>
         <w:tblLayout w:type="fixed"/>
+        <w:tblBorders>
+          <w:top w:val="single" w:sz="12" w:space="0" w:color="000000"/>
+          <w:left w:val="none" w:sz="0" w:space="0" w:color="auto"/>
+          <w:bottom w:val="single" w:sz="12" w:space="0" w:color="000000"/>
+          <w:right w:val="none" w:sz="0" w:space="0" w:color="auto"/>
+          <w:insideH w:val="none" w:sz="0" w:space="0" w:color="auto"/>
+          <w:insideV w:val="none" w:sz="0" w:space="0" w:color="auto"/>
+        </w:tblBorders>
         <w:tblLook w:firstRow="1" w:lastRow="0" w:firstColumn="0" w:lastColumn="0" w:noHBand="0" w:noVBand="0" w:val="0020"/>
       </w:tblPr>
       <w:tblGrid>
@@ -23715,7 +23791,11 @@
           <w:tblHeader w:val="on"/>
         </w:trPr>
         <w:tc>
-          <w:tcPr/>
+          <w:tcPr>
+            <w:tcBorders>
+              <w:bottom w:val="single" w:sz="8" w:space="0" w:color="000000"/>
+            </w:tcBorders>
+          </w:tcPr>
           <w:p>
             <w:pPr>
               <w:pStyle w:val="Compact"/>
@@ -23731,7 +23811,11 @@
           </w:p>
         </w:tc>
         <w:tc>
-          <w:tcPr/>
+          <w:tcPr>
+            <w:tcBorders>
+              <w:bottom w:val="single" w:sz="8" w:space="0" w:color="000000"/>
+            </w:tcBorders>
+          </w:tcPr>
           <w:p>
             <w:pPr>
               <w:pStyle w:val="Compact"/>
@@ -23747,7 +23831,11 @@
           </w:p>
         </w:tc>
         <w:tc>
-          <w:tcPr/>
+          <w:tcPr>
+            <w:tcBorders>
+              <w:bottom w:val="single" w:sz="8" w:space="0" w:color="000000"/>
+            </w:tcBorders>
+          </w:tcPr>
           <w:p>
             <w:pPr>
               <w:pStyle w:val="Compact"/>
@@ -23763,7 +23851,11 @@
           </w:p>
         </w:tc>
         <w:tc>
-          <w:tcPr/>
+          <w:tcPr>
+            <w:tcBorders>
+              <w:bottom w:val="single" w:sz="8" w:space="0" w:color="000000"/>
+            </w:tcBorders>
+          </w:tcPr>
           <w:p>
             <w:pPr>
               <w:pStyle w:val="Compact"/>
@@ -27815,6 +27907,14 @@
       <w:tblPr>
         <w:tblStyle w:val="Table"/>
         <w:tblW w:type="auto" w:w="0"/>
+        <w:tblBorders>
+          <w:top w:val="single" w:sz="12" w:space="0" w:color="000000"/>
+          <w:left w:val="none" w:sz="0" w:space="0" w:color="auto"/>
+          <w:bottom w:val="single" w:sz="12" w:space="0" w:color="000000"/>
+          <w:right w:val="none" w:sz="0" w:space="0" w:color="auto"/>
+          <w:insideH w:val="none" w:sz="0" w:space="0" w:color="auto"/>
+          <w:insideV w:val="none" w:sz="0" w:space="0" w:color="auto"/>
+        </w:tblBorders>
         <w:tblLook w:firstRow="1" w:lastRow="0" w:firstColumn="0" w:lastColumn="0" w:noHBand="0" w:noVBand="0" w:val="0020"/>
       </w:tblPr>
       <w:tblGrid>
@@ -27827,7 +27927,11 @@
           <w:tblHeader w:val="on"/>
         </w:trPr>
         <w:tc>
-          <w:tcPr/>
+          <w:tcPr>
+            <w:tcBorders>
+              <w:bottom w:val="single" w:sz="8" w:space="0" w:color="000000"/>
+            </w:tcBorders>
+          </w:tcPr>
           <w:p>
             <w:pPr>
               <w:pStyle w:val="Compact"/>
@@ -27850,7 +27954,11 @@
           </w:p>
         </w:tc>
         <w:tc>
-          <w:tcPr/>
+          <w:tcPr>
+            <w:tcBorders>
+              <w:bottom w:val="single" w:sz="8" w:space="0" w:color="000000"/>
+            </w:tcBorders>
+          </w:tcPr>
           <w:p>
             <w:pPr>
               <w:pStyle w:val="Compact"/>
@@ -27866,7 +27974,11 @@
           </w:p>
         </w:tc>
         <w:tc>
-          <w:tcPr/>
+          <w:tcPr>
+            <w:tcBorders>
+              <w:bottom w:val="single" w:sz="8" w:space="0" w:color="000000"/>
+            </w:tcBorders>
+          </w:tcPr>
           <w:p>
             <w:pPr>
               <w:pStyle w:val="Compact"/>
@@ -29064,6 +29176,14 @@
         <w:tblStyle w:val="Table"/>
         <w:tblW w:type="pct" w:w="5000"/>
         <w:tblLayout w:type="fixed"/>
+        <w:tblBorders>
+          <w:top w:val="single" w:sz="12" w:space="0" w:color="000000"/>
+          <w:left w:val="none" w:sz="0" w:space="0" w:color="auto"/>
+          <w:bottom w:val="single" w:sz="12" w:space="0" w:color="000000"/>
+          <w:right w:val="none" w:sz="0" w:space="0" w:color="auto"/>
+          <w:insideH w:val="none" w:sz="0" w:space="0" w:color="auto"/>
+          <w:insideV w:val="none" w:sz="0" w:space="0" w:color="auto"/>
+        </w:tblBorders>
         <w:tblLook w:firstRow="1" w:lastRow="0" w:firstColumn="0" w:lastColumn="0" w:noHBand="0" w:noVBand="0" w:val="0020"/>
       </w:tblPr>
       <w:tblGrid>
@@ -29077,7 +29197,11 @@
           <w:tblHeader w:val="on"/>
         </w:trPr>
         <w:tc>
-          <w:tcPr/>
+          <w:tcPr>
+            <w:tcBorders>
+              <w:bottom w:val="single" w:sz="8" w:space="0" w:color="000000"/>
+            </w:tcBorders>
+          </w:tcPr>
           <w:p>
             <w:pPr>
               <w:pStyle w:val="Compact"/>
@@ -29093,7 +29217,11 @@
           </w:p>
         </w:tc>
         <w:tc>
-          <w:tcPr/>
+          <w:tcPr>
+            <w:tcBorders>
+              <w:bottom w:val="single" w:sz="8" w:space="0" w:color="000000"/>
+            </w:tcBorders>
+          </w:tcPr>
           <w:p>
             <w:pPr>
               <w:pStyle w:val="Compact"/>
@@ -29109,7 +29237,11 @@
           </w:p>
         </w:tc>
         <w:tc>
-          <w:tcPr/>
+          <w:tcPr>
+            <w:tcBorders>
+              <w:bottom w:val="single" w:sz="8" w:space="0" w:color="000000"/>
+            </w:tcBorders>
+          </w:tcPr>
           <w:p>
             <w:pPr>
               <w:pStyle w:val="Compact"/>
@@ -29125,7 +29257,11 @@
           </w:p>
         </w:tc>
         <w:tc>
-          <w:tcPr/>
+          <w:tcPr>
+            <w:tcBorders>
+              <w:bottom w:val="single" w:sz="8" w:space="0" w:color="000000"/>
+            </w:tcBorders>
+          </w:tcPr>
           <w:p>
             <w:pPr>
               <w:pStyle w:val="Compact"/>
@@ -32515,6 +32651,14 @@
       <w:tblPr>
         <w:tblStyle w:val="Table"/>
         <w:tblW w:type="auto" w:w="0"/>
+        <w:tblBorders>
+          <w:top w:val="single" w:sz="12" w:space="0" w:color="000000"/>
+          <w:left w:val="none" w:sz="0" w:space="0" w:color="auto"/>
+          <w:bottom w:val="single" w:sz="12" w:space="0" w:color="000000"/>
+          <w:right w:val="none" w:sz="0" w:space="0" w:color="auto"/>
+          <w:insideH w:val="none" w:sz="0" w:space="0" w:color="auto"/>
+          <w:insideV w:val="none" w:sz="0" w:space="0" w:color="auto"/>
+        </w:tblBorders>
         <w:tblLook w:firstRow="1" w:lastRow="0" w:firstColumn="0" w:lastColumn="0" w:noHBand="0" w:noVBand="0" w:val="0020"/>
       </w:tblPr>
       <w:tblGrid>
@@ -32527,7 +32671,11 @@
           <w:tblHeader w:val="on"/>
         </w:trPr>
         <w:tc>
-          <w:tcPr/>
+          <w:tcPr>
+            <w:tcBorders>
+              <w:bottom w:val="single" w:sz="8" w:space="0" w:color="000000"/>
+            </w:tcBorders>
+          </w:tcPr>
           <w:p>
             <w:pPr>
               <w:pStyle w:val="Compact"/>
@@ -32550,7 +32698,11 @@
           </w:p>
         </w:tc>
         <w:tc>
-          <w:tcPr/>
+          <w:tcPr>
+            <w:tcBorders>
+              <w:bottom w:val="single" w:sz="8" w:space="0" w:color="000000"/>
+            </w:tcBorders>
+          </w:tcPr>
           <w:p>
             <w:pPr>
               <w:pStyle w:val="Compact"/>
@@ -32566,7 +32718,11 @@
           </w:p>
         </w:tc>
         <w:tc>
-          <w:tcPr/>
+          <w:tcPr>
+            <w:tcBorders>
+              <w:bottom w:val="single" w:sz="8" w:space="0" w:color="000000"/>
+            </w:tcBorders>
+          </w:tcPr>
           <w:p>
             <w:pPr>
               <w:pStyle w:val="Compact"/>
@@ -33457,6 +33613,14 @@
         <w:tblStyle w:val="Table"/>
         <w:tblW w:type="pct" w:w="5000"/>
         <w:tblLayout w:type="fixed"/>
+        <w:tblBorders>
+          <w:top w:val="single" w:sz="12" w:space="0" w:color="000000"/>
+          <w:left w:val="none" w:sz="0" w:space="0" w:color="auto"/>
+          <w:bottom w:val="single" w:sz="12" w:space="0" w:color="000000"/>
+          <w:right w:val="none" w:sz="0" w:space="0" w:color="auto"/>
+          <w:insideH w:val="none" w:sz="0" w:space="0" w:color="auto"/>
+          <w:insideV w:val="none" w:sz="0" w:space="0" w:color="auto"/>
+        </w:tblBorders>
         <w:tblLook w:firstRow="1" w:lastRow="0" w:firstColumn="0" w:lastColumn="0" w:noHBand="0" w:noVBand="0" w:val="0020"/>
       </w:tblPr>
       <w:tblGrid>
@@ -33470,7 +33634,11 @@
           <w:tblHeader w:val="on"/>
         </w:trPr>
         <w:tc>
-          <w:tcPr/>
+          <w:tcPr>
+            <w:tcBorders>
+              <w:bottom w:val="single" w:sz="8" w:space="0" w:color="000000"/>
+            </w:tcBorders>
+          </w:tcPr>
           <w:p>
             <w:pPr>
               <w:pStyle w:val="Compact"/>
@@ -33486,7 +33654,11 @@
           </w:p>
         </w:tc>
         <w:tc>
-          <w:tcPr/>
+          <w:tcPr>
+            <w:tcBorders>
+              <w:bottom w:val="single" w:sz="8" w:space="0" w:color="000000"/>
+            </w:tcBorders>
+          </w:tcPr>
           <w:p>
             <w:pPr>
               <w:pStyle w:val="Compact"/>
@@ -33502,7 +33674,11 @@
           </w:p>
         </w:tc>
         <w:tc>
-          <w:tcPr/>
+          <w:tcPr>
+            <w:tcBorders>
+              <w:bottom w:val="single" w:sz="8" w:space="0" w:color="000000"/>
+            </w:tcBorders>
+          </w:tcPr>
           <w:p>
             <w:pPr>
               <w:pStyle w:val="Compact"/>
@@ -33518,7 +33694,11 @@
           </w:p>
         </w:tc>
         <w:tc>
-          <w:tcPr/>
+          <w:tcPr>
+            <w:tcBorders>
+              <w:bottom w:val="single" w:sz="8" w:space="0" w:color="000000"/>
+            </w:tcBorders>
+          </w:tcPr>
           <w:p>
             <w:pPr>
               <w:pStyle w:val="Compact"/>
@@ -34496,6 +34676,14 @@
       <w:tblPr>
         <w:tblStyle w:val="Table"/>
         <w:tblW w:type="auto" w:w="0"/>
+        <w:tblBorders>
+          <w:top w:val="single" w:sz="12" w:space="0" w:color="000000"/>
+          <w:left w:val="none" w:sz="0" w:space="0" w:color="auto"/>
+          <w:bottom w:val="single" w:sz="12" w:space="0" w:color="000000"/>
+          <w:right w:val="none" w:sz="0" w:space="0" w:color="auto"/>
+          <w:insideH w:val="none" w:sz="0" w:space="0" w:color="auto"/>
+          <w:insideV w:val="none" w:sz="0" w:space="0" w:color="auto"/>
+        </w:tblBorders>
         <w:tblLook w:firstRow="1" w:lastRow="0" w:firstColumn="0" w:lastColumn="0" w:noHBand="0" w:noVBand="0" w:val="0020"/>
       </w:tblPr>
       <w:tblGrid>
@@ -34509,7 +34697,11 @@
           <w:tblHeader w:val="on"/>
         </w:trPr>
         <w:tc>
-          <w:tcPr/>
+          <w:tcPr>
+            <w:tcBorders>
+              <w:bottom w:val="single" w:sz="8" w:space="0" w:color="000000"/>
+            </w:tcBorders>
+          </w:tcPr>
           <w:p>
             <w:pPr>
               <w:pStyle w:val="Compact"/>
@@ -34525,7 +34717,11 @@
           </w:p>
         </w:tc>
         <w:tc>
-          <w:tcPr/>
+          <w:tcPr>
+            <w:tcBorders>
+              <w:bottom w:val="single" w:sz="8" w:space="0" w:color="000000"/>
+            </w:tcBorders>
+          </w:tcPr>
           <w:p>
             <w:pPr>
               <w:pStyle w:val="Compact"/>
@@ -34541,7 +34737,11 @@
           </w:p>
         </w:tc>
         <w:tc>
-          <w:tcPr/>
+          <w:tcPr>
+            <w:tcBorders>
+              <w:bottom w:val="single" w:sz="8" w:space="0" w:color="000000"/>
+            </w:tcBorders>
+          </w:tcPr>
           <w:p>
             <w:pPr>
               <w:pStyle w:val="Compact"/>
@@ -34557,7 +34757,11 @@
           </w:p>
         </w:tc>
         <w:tc>
-          <w:tcPr/>
+          <w:tcPr>
+            <w:tcBorders>
+              <w:bottom w:val="single" w:sz="8" w:space="0" w:color="000000"/>
+            </w:tcBorders>
+          </w:tcPr>
           <w:p>
             <w:pPr>
               <w:pStyle w:val="Compact"/>
@@ -52921,7 +53125,7 @@
     <ns0:rPr>
       <ns0:rFonts ns0:ascii="Times New Roman" ns0:cs="Times New Roman" ns0:eastAsia="SimHei" ns0:hAnsi="Times New Roman"/>
       <ns0:b/>
-      <ns0:color ns0:val="17324D"/>
+      <ns0:color ns0:val="000000"/>
       <ns0:sz ns0:val="44"/>
       <ns0:szCs ns0:val="56"/>
     </ns0:rPr>
@@ -53063,7 +53267,7 @@
     <ns0:rPr>
       <ns0:rFonts ns0:ascii="Times New Roman" ns0:cs="Times New Roman" ns0:eastAsia="SimHei" ns0:hAnsi="Times New Roman"/>
       <ns0:b/>
-      <ns0:color ns0:val="17324D"/>
+      <ns0:color ns0:val="000000"/>
       <ns0:sz ns0:val="32"/>
       <ns0:szCs ns0:val="40"/>
     </ns0:rPr>
@@ -53087,7 +53291,7 @@
     <ns0:rPr>
       <ns0:rFonts ns0:ascii="Times New Roman" ns0:cs="Times New Roman" ns0:eastAsia="SimHei" ns0:hAnsi="Times New Roman"/>
       <ns0:b/>
-      <ns0:color ns0:val="17324D"/>
+      <ns0:color ns0:val="000000"/>
       <ns0:sz ns0:val="28"/>
       <ns0:szCs ns0:val="32"/>
     </ns0:rPr>
@@ -53111,7 +53315,7 @@
     <ns0:rPr>
       <ns0:rFonts ns0:ascii="Times New Roman" ns0:cs="Times New Roman" ns0:eastAsia="SimHei" ns0:hAnsi="Times New Roman"/>
       <ns0:b/>
-      <ns0:color ns0:val="17324D"/>
+      <ns0:color ns0:val="000000"/>
       <ns0:sz ns0:val="25"/>
       <ns0:szCs ns0:val="28"/>
     </ns0:rPr>
